--- a/Documentation/Getting-Started.docx
+++ b/Documentation/Getting-Started.docx
@@ -98,7 +98,7 @@
                 <w:color w:val="CFE0F1"/>
                 <w:sz w:val="21"/>
               </w:rPr>
-              <w:t>Documentation set of October 9, 2026</w:t>
+              <w:t>Documentation set of October 10, 2026</w:t>
             </w:r>
           </w:p>
           <w:p>
@@ -919,7 +919,7 @@
       <w:r>
         <w:drawing>
           <wp:inline>
-            <wp:extent cx="2996160" cy="5669280"/>
+            <wp:extent cx="3178318" cy="5669280"/>
             <wp:effectExtent b="0" l="0" r="0" t="0"/>
             <wp:docPr descr="The Intake pipeline at a glance. Yellow boxes are the moments where M3 asks for your decision." title="" id="22" name="Picture"/>
             <a:graphic>
@@ -940,7 +940,7 @@
                   <pic:spPr bwMode="auto">
                     <a:xfrm>
                       <a:off x="0" y="0"/>
-                      <a:ext cx="2996160" cy="5669280"/>
+                      <a:ext cx="3178318" cy="5669280"/>
                     </a:xfrm>
                     <a:prstGeom prst="rect">
                       <a:avLst/>
@@ -1364,6 +1364,24 @@
       </w:r>
       <w:r>
         <w:t xml:space="preserve">to finish in one click.</w:t>
+      </w:r>
+    </w:p>
+    <w:p>
+      <w:pPr>
+        <w:pStyle w:val="FirstParagraph"/>
+      </w:pPr>
+      <w:r>
+        <w:rPr>
+          <w:bCs/>
+          <w:b/>
+        </w:rPr>
+        <w:t xml:space="preserve">Good to know:</w:t>
+      </w:r>
+      <w:r>
+        <w:t xml:space="preserve"> </w:t>
+      </w:r>
+      <w:r>
+        <w:t xml:space="preserve">the file is changed in place and then moved into your Ready for Media Library folder. M3 does not keep the original and nothing goes to the Trash. If you may want the old version back, copy the file first.</w:t>
       </w:r>
     </w:p>
     <w:bookmarkEnd w:id="26"/>
@@ -2021,7 +2039,7 @@
               <w:rPr>
                 <w:sz w:val="17"/>
               </w:rPr>
-              <w:t xml:space="preserve">Moves the original parts to the Trash after a merge or conversion. Off by default so your originals stay as a backup.</w:t>
+              <w:t xml:space="preserve">Moves the original parts to the Trash after a Queue merge or conversion. Off by default so your originals stay as a backup. Does not apply to files saved from the editor.</w:t>
             </w:r>
           </w:p>
         </w:tc>
@@ -2477,7 +2495,7 @@
               <w:rPr>
                 <w:sz w:val="17"/>
               </w:rPr>
-              <w:t xml:space="preserve">Items removed by cleanup go to the macOS Trash and are listed in log files in</w:t>
+              <w:t xml:space="preserve">Items removed by the Queue's cleanup options go to the macOS Trash and are listed in log files in</w:t>
             </w:r>
             <w:r>
               <w:rPr>
@@ -2496,7 +2514,7 @@
               <w:rPr>
                 <w:sz w:val="17"/>
               </w:rPr>
-              <w:t xml:space="preserve">.</w:t>
+              <w:t xml:space="preserve">. A single file saved from the editor is changed in place and moved to Ready, with no original kept, so restore it from your own backup.</w:t>
             </w:r>
           </w:p>
         </w:tc>
@@ -2667,7 +2685,7 @@
         <w:color w:val="6B7B8B"/>
         <w:sz w:val="15"/>
       </w:rPr>
-      <w:t>Documentation set of October 9, 2026</w:t>
+      <w:t>Documentation set of October 10, 2026</w:t>
     </w:r>
   </w:p>
 </w:hdr>

--- a/Documentation/Getting-Started.docx
+++ b/Documentation/Getting-Started.docx
@@ -98,7 +98,7 @@
                 <w:color w:val="CFE0F1"/>
                 <w:sz w:val="21"/>
               </w:rPr>
-              <w:t>Documentation set of October 10, 2026</w:t>
+              <w:t>Documentation set of October 15, 2026</w:t>
             </w:r>
           </w:p>
           <w:p>
@@ -123,330 +123,238 @@
         <w:br w:type="page"/>
       </w:r>
     </w:p>
-    <w:sdt>
-      <w:sdtPr>
-        <w:docPartObj>
-          <w:docPartGallery w:val="Table of Contents"/>
-          <w:docPartUnique/>
-        </w:docPartObj>
-      </w:sdtPr>
-      <w:sdtContent>
-        <w:p>
-          <w:pPr>
-            <w:pStyle w:val="TOCHeading"/>
-          </w:pPr>
-          <w:r>
-            <w:rPr>
-              <w:rFonts w:ascii="Inter" w:hAnsi="Inter"/>
-              <w:b/>
-              <w:color w:val="1F4E79"/>
-              <w:sz w:val="40"/>
-            </w:rPr>
-            <w:t xml:space="preserve">Table of Contents</w:t>
-          </w:r>
-        </w:p>
-        <w:p>
-          <w:pPr>
-            <w:tabs>
-              <w:tab w:val="right" w:leader="dot" w:pos="9648"/>
-            </w:tabs>
-            <w:spacing w:before="120" w:after="40"/>
-          </w:pPr>
-          <w:r>
-            <w:rPr>
-              <w:rFonts w:ascii="Inter" w:hAnsi="Inter"/>
-              <w:sz w:val="19"/>
-            </w:rPr>
-            <w:fldChar w:fldCharType="begin" w:dirty="true"/>
-          </w:r>
-          <w:r>
-            <w:rPr>
-              <w:rFonts w:ascii="Inter" w:hAnsi="Inter"/>
-              <w:sz w:val="19"/>
-            </w:rPr>
-            <w:instrText xml:space="preserve">TOC \o "1-2" \h \z \u</w:instrText>
-          </w:r>
-          <w:r>
-            <w:rPr>
-              <w:rFonts w:ascii="Inter" w:hAnsi="Inter"/>
-              <w:sz w:val="19"/>
-            </w:rPr>
-            <w:fldChar w:fldCharType="separate"/>
-          </w:r>
-          <w:r>
-            <w:rPr>
-              <w:rFonts w:ascii="Inter" w:hAnsi="Inter"/>
-              <w:b/>
-              <w:color w:val="1F4E79"/>
-              <w:sz w:val="20"/>
-            </w:rPr>
-            <w:t xml:space="preserve">Welcome</w:t>
-          </w:r>
-          <w:r>
-            <w:rPr>
-              <w:rFonts w:ascii="Inter" w:hAnsi="Inter"/>
-              <w:color w:val="1F4E79"/>
-              <w:sz w:val="19"/>
-            </w:rPr>
-            <w:tab/>
-          </w:r>
-          <w:r>
-            <w:rPr>
-              <w:rFonts w:ascii="Inter" w:hAnsi="Inter"/>
-              <w:b/>
-              <w:color w:val="1F4E79"/>
-              <w:sz w:val="20"/>
-            </w:rPr>
-            <w:t xml:space="preserve">3</w:t>
-          </w:r>
-        </w:p>
-        <w:p>
-          <w:pPr>
-            <w:tabs>
-              <w:tab w:val="right" w:leader="dot" w:pos="9648"/>
-            </w:tabs>
-            <w:spacing w:before="120" w:after="40"/>
-          </w:pPr>
-          <w:r>
-            <w:rPr>
-              <w:rFonts w:ascii="Inter" w:hAnsi="Inter"/>
-              <w:b/>
-              <w:color w:val="1F4E79"/>
-              <w:sz w:val="20"/>
-            </w:rPr>
-            <w:t xml:space="preserve">The 60-second tour</w:t>
-          </w:r>
-          <w:r>
-            <w:rPr>
-              <w:rFonts w:ascii="Inter" w:hAnsi="Inter"/>
-              <w:color w:val="1F4E79"/>
-              <w:sz w:val="19"/>
-            </w:rPr>
-            <w:tab/>
-          </w:r>
-          <w:r>
-            <w:rPr>
-              <w:rFonts w:ascii="Inter" w:hAnsi="Inter"/>
-              <w:b/>
-              <w:color w:val="1F4E79"/>
-              <w:sz w:val="20"/>
-            </w:rPr>
-            <w:t xml:space="preserve">3</w:t>
-          </w:r>
-        </w:p>
-        <w:p>
-          <w:pPr>
-            <w:tabs>
-              <w:tab w:val="right" w:leader="dot" w:pos="9648"/>
-            </w:tabs>
-            <w:spacing w:before="120" w:after="40"/>
-          </w:pPr>
-          <w:r>
-            <w:rPr>
-              <w:rFonts w:ascii="Inter" w:hAnsi="Inter"/>
-              <w:b/>
-              <w:color w:val="1F4E79"/>
-              <w:sz w:val="20"/>
-            </w:rPr>
-            <w:t xml:space="preserve">Set up once (3 minutes)</w:t>
-          </w:r>
-          <w:r>
-            <w:rPr>
-              <w:rFonts w:ascii="Inter" w:hAnsi="Inter"/>
-              <w:color w:val="1F4E79"/>
-              <w:sz w:val="19"/>
-            </w:rPr>
-            <w:tab/>
-          </w:r>
-          <w:r>
-            <w:rPr>
-              <w:rFonts w:ascii="Inter" w:hAnsi="Inter"/>
-              <w:b/>
-              <w:color w:val="1F4E79"/>
-              <w:sz w:val="20"/>
-            </w:rPr>
-            <w:t xml:space="preserve">4</w:t>
-          </w:r>
-        </w:p>
-        <w:p>
-          <w:pPr>
-            <w:tabs>
-              <w:tab w:val="right" w:leader="dot" w:pos="9648"/>
-            </w:tabs>
-            <w:spacing w:before="120" w:after="40"/>
-          </w:pPr>
-          <w:r>
-            <w:rPr>
-              <w:rFonts w:ascii="Inter" w:hAnsi="Inter"/>
-              <w:b/>
-              <w:color w:val="1F4E79"/>
-              <w:sz w:val="20"/>
-            </w:rPr>
-            <w:t xml:space="preserve">Your first file, the quick way (single file)</w:t>
-          </w:r>
-          <w:r>
-            <w:rPr>
-              <w:rFonts w:ascii="Inter" w:hAnsi="Inter"/>
-              <w:color w:val="1F4E79"/>
-              <w:sz w:val="19"/>
-            </w:rPr>
-            <w:tab/>
-          </w:r>
-          <w:r>
-            <w:rPr>
-              <w:rFonts w:ascii="Inter" w:hAnsi="Inter"/>
-              <w:b/>
-              <w:color w:val="1F4E79"/>
-              <w:sz w:val="20"/>
-            </w:rPr>
-            <w:t xml:space="preserve">5</w:t>
-          </w:r>
-        </w:p>
-        <w:p>
-          <w:pPr>
-            <w:tabs>
-              <w:tab w:val="right" w:leader="dot" w:pos="9648"/>
-            </w:tabs>
-            <w:spacing w:before="120" w:after="40"/>
-          </w:pPr>
-          <w:r>
-            <w:rPr>
-              <w:rFonts w:ascii="Inter" w:hAnsi="Inter"/>
-              <w:b/>
-              <w:color w:val="1F4E79"/>
-              <w:sz w:val="20"/>
-            </w:rPr>
-            <w:t xml:space="preserve">Your first batch, the Intake way</w:t>
-          </w:r>
-          <w:r>
-            <w:rPr>
-              <w:rFonts w:ascii="Inter" w:hAnsi="Inter"/>
-              <w:color w:val="1F4E79"/>
-              <w:sz w:val="19"/>
-            </w:rPr>
-            <w:tab/>
-          </w:r>
-          <w:r>
-            <w:rPr>
-              <w:rFonts w:ascii="Inter" w:hAnsi="Inter"/>
-              <w:b/>
-              <w:color w:val="1F4E79"/>
-              <w:sz w:val="20"/>
-            </w:rPr>
-            <w:t xml:space="preserve">5</w:t>
-          </w:r>
-        </w:p>
-        <w:p>
-          <w:pPr>
-            <w:tabs>
-              <w:tab w:val="right" w:leader="dot" w:pos="9648"/>
-            </w:tabs>
-            <w:spacing w:before="120" w:after="40"/>
-          </w:pPr>
-          <w:r>
-            <w:rPr>
-              <w:rFonts w:ascii="Inter" w:hAnsi="Inter"/>
-              <w:b/>
-              <w:color w:val="1F4E79"/>
-              <w:sz w:val="20"/>
-            </w:rPr>
-            <w:t xml:space="preserve">Turn on the time-savers (optional)</w:t>
-          </w:r>
-          <w:r>
-            <w:rPr>
-              <w:rFonts w:ascii="Inter" w:hAnsi="Inter"/>
-              <w:color w:val="1F4E79"/>
-              <w:sz w:val="19"/>
-            </w:rPr>
-            <w:tab/>
-          </w:r>
-          <w:r>
-            <w:rPr>
-              <w:rFonts w:ascii="Inter" w:hAnsi="Inter"/>
-              <w:b/>
-              <w:color w:val="1F4E79"/>
-              <w:sz w:val="20"/>
-            </w:rPr>
-            <w:t xml:space="preserve">6</w:t>
-          </w:r>
-        </w:p>
-        <w:p>
-          <w:pPr>
-            <w:tabs>
-              <w:tab w:val="right" w:leader="dot" w:pos="9648"/>
-            </w:tabs>
-            <w:spacing w:before="120" w:after="40"/>
-          </w:pPr>
-          <w:r>
-            <w:rPr>
-              <w:rFonts w:ascii="Inter" w:hAnsi="Inter"/>
-              <w:b/>
-              <w:color w:val="1F4E79"/>
-              <w:sz w:val="20"/>
-            </w:rPr>
-            <w:t xml:space="preserve">If something looks wrong</w:t>
-          </w:r>
-          <w:r>
-            <w:rPr>
-              <w:rFonts w:ascii="Inter" w:hAnsi="Inter"/>
-              <w:color w:val="1F4E79"/>
-              <w:sz w:val="19"/>
-            </w:rPr>
-            <w:tab/>
-          </w:r>
-          <w:r>
-            <w:rPr>
-              <w:rFonts w:ascii="Inter" w:hAnsi="Inter"/>
-              <w:b/>
-              <w:color w:val="1F4E79"/>
-              <w:sz w:val="20"/>
-            </w:rPr>
-            <w:t xml:space="preserve">6</w:t>
-          </w:r>
-        </w:p>
-        <w:p>
-          <w:pPr>
-            <w:tabs>
-              <w:tab w:val="right" w:leader="dot" w:pos="9648"/>
-            </w:tabs>
-            <w:spacing w:before="120" w:after="40"/>
-          </w:pPr>
-          <w:r>
-            <w:rPr>
-              <w:rFonts w:ascii="Inter" w:hAnsi="Inter"/>
-              <w:b/>
-              <w:color w:val="1F4E79"/>
-              <w:sz w:val="20"/>
-            </w:rPr>
-            <w:t xml:space="preserve">Where to go next</w:t>
-          </w:r>
-          <w:r>
-            <w:rPr>
-              <w:rFonts w:ascii="Inter" w:hAnsi="Inter"/>
-              <w:color w:val="1F4E79"/>
-              <w:sz w:val="19"/>
-            </w:rPr>
-            <w:tab/>
-          </w:r>
-          <w:r>
-            <w:rPr>
-              <w:rFonts w:ascii="Inter" w:hAnsi="Inter"/>
-              <w:b/>
-              <w:color w:val="1F4E79"/>
-              <w:sz w:val="20"/>
-            </w:rPr>
-            <w:t xml:space="preserve">6</w:t>
-          </w:r>
-          <w:r>
-            <w:rPr>
-              <w:rFonts w:ascii="Inter" w:hAnsi="Inter"/>
-              <w:sz w:val="19"/>
-            </w:rPr>
-            <w:fldChar w:fldCharType="end"/>
-          </w:r>
-        </w:p>
-      </w:sdtContent>
-    </w:sdt>
+    <w:p>
+      <w:pPr>
+        <w:pStyle w:val="TOCHeading"/>
+      </w:pPr>
+      <w:r>
+        <w:t>Contents</w:t>
+      </w:r>
+    </w:p>
+    <w:p>
+      <w:pPr>
+        <w:tabs>
+          <w:tab w:val="right" w:leader="dot" w:pos="9648"/>
+        </w:tabs>
+        <w:spacing w:before="80" w:after="40"/>
+      </w:pPr>
+      <w:r>
+        <w:rPr>
+          <w:b/>
+          <w:sz w:val="21"/>
+        </w:rPr>
+        <w:t xml:space="preserve">Welcome</w:t>
+      </w:r>
+      <w:r>
+        <w:rPr>
+          <w:sz w:val="21"/>
+        </w:rPr>
+        <w:tab/>
+      </w:r>
+      <w:r>
+        <w:rPr>
+          <w:b/>
+          <w:sz w:val="21"/>
+        </w:rPr>
+        <w:t xml:space="preserve">3</w:t>
+      </w:r>
+    </w:p>
+    <w:p>
+      <w:pPr>
+        <w:tabs>
+          <w:tab w:val="right" w:leader="dot" w:pos="9648"/>
+        </w:tabs>
+        <w:spacing w:before="80" w:after="40"/>
+      </w:pPr>
+      <w:r>
+        <w:rPr>
+          <w:b/>
+          <w:sz w:val="21"/>
+        </w:rPr>
+        <w:t xml:space="preserve">The 60-second tour</w:t>
+      </w:r>
+      <w:r>
+        <w:rPr>
+          <w:sz w:val="21"/>
+        </w:rPr>
+        <w:tab/>
+      </w:r>
+      <w:r>
+        <w:rPr>
+          <w:b/>
+          <w:sz w:val="21"/>
+        </w:rPr>
+        <w:t xml:space="preserve">3</w:t>
+      </w:r>
+    </w:p>
+    <w:p>
+      <w:pPr>
+        <w:tabs>
+          <w:tab w:val="right" w:leader="dot" w:pos="9648"/>
+        </w:tabs>
+        <w:spacing w:before="80" w:after="40"/>
+      </w:pPr>
+      <w:r>
+        <w:rPr>
+          <w:b/>
+          <w:sz w:val="21"/>
+        </w:rPr>
+        <w:t xml:space="preserve">Set up once (3 minutes)</w:t>
+      </w:r>
+      <w:r>
+        <w:rPr>
+          <w:sz w:val="21"/>
+        </w:rPr>
+        <w:tab/>
+      </w:r>
+      <w:r>
+        <w:rPr>
+          <w:b/>
+          <w:sz w:val="21"/>
+        </w:rPr>
+        <w:t xml:space="preserve">4</w:t>
+      </w:r>
+    </w:p>
+    <w:p>
+      <w:pPr>
+        <w:tabs>
+          <w:tab w:val="right" w:leader="dot" w:pos="9648"/>
+        </w:tabs>
+        <w:spacing w:before="80" w:after="40"/>
+      </w:pPr>
+      <w:r>
+        <w:rPr>
+          <w:b/>
+          <w:sz w:val="21"/>
+        </w:rPr>
+        <w:t xml:space="preserve">Your first file, the quick way (single file)</w:t>
+      </w:r>
+      <w:r>
+        <w:rPr>
+          <w:sz w:val="21"/>
+        </w:rPr>
+        <w:tab/>
+      </w:r>
+      <w:r>
+        <w:rPr>
+          <w:b/>
+          <w:sz w:val="21"/>
+        </w:rPr>
+        <w:t xml:space="preserve">5</w:t>
+      </w:r>
+    </w:p>
+    <w:p>
+      <w:pPr>
+        <w:tabs>
+          <w:tab w:val="right" w:leader="dot" w:pos="9648"/>
+        </w:tabs>
+        <w:spacing w:before="80" w:after="40"/>
+      </w:pPr>
+      <w:r>
+        <w:rPr>
+          <w:b/>
+          <w:sz w:val="21"/>
+        </w:rPr>
+        <w:t xml:space="preserve">Your first batch, the Intake way</w:t>
+      </w:r>
+      <w:r>
+        <w:rPr>
+          <w:sz w:val="21"/>
+        </w:rPr>
+        <w:tab/>
+      </w:r>
+      <w:r>
+        <w:rPr>
+          <w:b/>
+          <w:sz w:val="21"/>
+        </w:rPr>
+        <w:t xml:space="preserve">5</w:t>
+      </w:r>
+    </w:p>
+    <w:p>
+      <w:pPr>
+        <w:tabs>
+          <w:tab w:val="right" w:leader="dot" w:pos="9648"/>
+        </w:tabs>
+        <w:spacing w:before="80" w:after="40"/>
+      </w:pPr>
+      <w:r>
+        <w:rPr>
+          <w:b/>
+          <w:sz w:val="21"/>
+        </w:rPr>
+        <w:t xml:space="preserve">Turn on the time-savers (optional)</w:t>
+      </w:r>
+      <w:r>
+        <w:rPr>
+          <w:sz w:val="21"/>
+        </w:rPr>
+        <w:tab/>
+      </w:r>
+      <w:r>
+        <w:rPr>
+          <w:b/>
+          <w:sz w:val="21"/>
+        </w:rPr>
+        <w:t xml:space="preserve">6</w:t>
+      </w:r>
+    </w:p>
+    <w:p>
+      <w:pPr>
+        <w:tabs>
+          <w:tab w:val="right" w:leader="dot" w:pos="9648"/>
+        </w:tabs>
+        <w:spacing w:before="80" w:after="40"/>
+      </w:pPr>
+      <w:r>
+        <w:rPr>
+          <w:b/>
+          <w:sz w:val="21"/>
+        </w:rPr>
+        <w:t xml:space="preserve">If something looks wrong</w:t>
+      </w:r>
+      <w:r>
+        <w:rPr>
+          <w:sz w:val="21"/>
+        </w:rPr>
+        <w:tab/>
+      </w:r>
+      <w:r>
+        <w:rPr>
+          <w:b/>
+          <w:sz w:val="21"/>
+        </w:rPr>
+        <w:t xml:space="preserve">6</w:t>
+      </w:r>
+    </w:p>
+    <w:p>
+      <w:pPr>
+        <w:tabs>
+          <w:tab w:val="right" w:leader="dot" w:pos="9648"/>
+        </w:tabs>
+        <w:spacing w:before="80" w:after="40"/>
+      </w:pPr>
+      <w:r>
+        <w:rPr>
+          <w:b/>
+          <w:sz w:val="21"/>
+        </w:rPr>
+        <w:t xml:space="preserve">Where to go next</w:t>
+      </w:r>
+      <w:r>
+        <w:rPr>
+          <w:sz w:val="21"/>
+        </w:rPr>
+        <w:tab/>
+      </w:r>
+      <w:r>
+        <w:rPr>
+          <w:b/>
+          <w:sz w:val="21"/>
+        </w:rPr>
+        <w:t xml:space="preserve">7</w:t>
+      </w:r>
+    </w:p>
     <w:p>
       <w:r>
         <w:br w:type="page"/>
@@ -597,29 +505,29 @@
     </w:p>
     <w:tbl>
       <w:tblPr>
-        <w:tblW w:type="pct" w:w="5000"/>
+        <w:tblW w:type="dxa" w:w="9648"/>
         <w:jc w:val="center"/>
-        <w:tblLook w:firstRow="1" w:lastRow="0" w:firstColumn="0" w:lastColumn="0" w:noHBand="0" w:noVBand="0" w:val="0020"/>
+        <w:tblLayout w:type="fixed"/>
         <w:tblCellMar>
           <w:top w:w="60" w:type="dxa"/>
           <w:left w:w="100" w:type="dxa"/>
           <w:bottom w:w="60" w:type="dxa"/>
           <w:right w:w="100" w:type="dxa"/>
         </w:tblCellMar>
-        <w:tblLayout w:type="autofit"/>
+        <w:tblLook w:firstRow="1" w:lastRow="0" w:firstColumn="0" w:lastColumn="0" w:noHBand="0" w:noVBand="0" w:val="0020"/>
       </w:tblPr>
       <w:tblGrid>
-        <w:gridCol w:w="3960"/>
-        <w:gridCol w:w="3960"/>
+        <w:gridCol w:w="4824"/>
+        <w:gridCol w:w="4824"/>
       </w:tblGrid>
       <w:tr>
         <w:trPr>
-          <w:tblHeader w:val="true"/>
           <w:tblHeader/>
           <w:cantSplit/>
         </w:trPr>
         <w:tc>
           <w:tcPr>
+            <w:tcW w:w="4824" w:type="dxa"/>
             <w:shd w:val="clear" w:color="auto" w:fill="1F4E79"/>
             <w:tcBorders>
               <w:top w:val="nil"/>
@@ -646,6 +554,7 @@
         </w:tc>
         <w:tc>
           <w:tcPr>
+            <w:tcW w:w="4824" w:type="dxa"/>
             <w:shd w:val="clear" w:color="auto" w:fill="1F4E79"/>
             <w:tcBorders>
               <w:top w:val="nil"/>
@@ -677,6 +586,7 @@
         </w:trPr>
         <w:tc>
           <w:tcPr>
+            <w:tcW w:w="4824" w:type="dxa"/>
             <w:tcBorders>
               <w:top w:val="nil"/>
               <w:left w:val="nil"/>
@@ -696,12 +606,13 @@
                 <w:b/>
                 <w:sz w:val="17"/>
               </w:rPr>
-              <w:t xml:space="preserve">Movies Queue</w:t>
+              <w:t xml:space="preserve">Queue: Movies tab</w:t>
             </w:r>
           </w:p>
         </w:tc>
         <w:tc>
           <w:tcPr>
+            <w:tcW w:w="4824" w:type="dxa"/>
             <w:tcBorders>
               <w:top w:val="nil"/>
               <w:left w:val="nil"/>
@@ -730,7 +641,7 @@
         </w:trPr>
         <w:tc>
           <w:tcPr>
-            <w:shd w:val="clear" w:color="auto" w:fill="F6F9FC"/>
+            <w:tcW w:w="4824" w:type="dxa"/>
             <w:tcBorders>
               <w:top w:val="nil"/>
               <w:left w:val="nil"/>
@@ -750,13 +661,13 @@
                 <w:b/>
                 <w:sz w:val="17"/>
               </w:rPr>
-              <w:t xml:space="preserve">TV Shows Queue</w:t>
+              <w:t xml:space="preserve">Queue: TV Shows tab</w:t>
             </w:r>
           </w:p>
         </w:tc>
         <w:tc>
           <w:tcPr>
-            <w:shd w:val="clear" w:color="auto" w:fill="F6F9FC"/>
+            <w:tcW w:w="4824" w:type="dxa"/>
             <w:tcBorders>
               <w:top w:val="nil"/>
               <w:left w:val="nil"/>
@@ -774,7 +685,7 @@
               <w:rPr>
                 <w:sz w:val="17"/>
               </w:rPr>
-              <w:t xml:space="preserve">The same list, kept separate so TV episodes do not mix with movies.</w:t>
+              <w:t xml:space="preserve">The same list on its own tab, kept separate so TV episodes do not mix with movies.</w:t>
             </w:r>
           </w:p>
         </w:tc>
@@ -785,6 +696,7 @@
         </w:trPr>
         <w:tc>
           <w:tcPr>
+            <w:tcW w:w="4824" w:type="dxa"/>
             <w:tcBorders>
               <w:top w:val="nil"/>
               <w:left w:val="nil"/>
@@ -810,6 +722,7 @@
         </w:tc>
         <w:tc>
           <w:tcPr>
+            <w:tcW w:w="4824" w:type="dxa"/>
             <w:tcBorders>
               <w:top w:val="nil"/>
               <w:left w:val="nil"/>
@@ -838,7 +751,7 @@
         </w:trPr>
         <w:tc>
           <w:tcPr>
-            <w:shd w:val="clear" w:color="auto" w:fill="F6F9FC"/>
+            <w:tcW w:w="4824" w:type="dxa"/>
             <w:tcBorders>
               <w:top w:val="nil"/>
               <w:left w:val="nil"/>
@@ -864,7 +777,7 @@
         </w:tc>
         <w:tc>
           <w:tcPr>
-            <w:shd w:val="clear" w:color="auto" w:fill="F6F9FC"/>
+            <w:tcW w:w="4824" w:type="dxa"/>
             <w:tcBorders>
               <w:top w:val="nil"/>
               <w:left w:val="nil"/>
@@ -915,11 +828,12 @@
     <w:p>
       <w:pPr>
         <w:pStyle w:val="CaptionedFigure"/>
+        <w:keepNext/>
       </w:pPr>
       <w:r>
         <w:drawing>
           <wp:inline>
-            <wp:extent cx="3178318" cy="5669280"/>
+            <wp:extent cx="2359422" cy="6900000"/>
             <wp:effectExtent b="0" l="0" r="0" t="0"/>
             <wp:docPr descr="The Intake pipeline at a glance. Yellow boxes are the moments where M3 asks for your decision." title="" id="22" name="Picture"/>
             <a:graphic>
@@ -940,7 +854,7 @@
                   <pic:spPr bwMode="auto">
                     <a:xfrm>
                       <a:off x="0" y="0"/>
-                      <a:ext cx="3178318" cy="5669280"/>
+                      <a:ext cx="2359422" cy="6900000"/>
                     </a:xfrm>
                     <a:prstGeom prst="rect">
                       <a:avLst/>
@@ -1087,7 +1001,7 @@
         <w:pStyle w:val="Compact"/>
       </w:pPr>
       <w:r>
-        <w:t xml:space="preserve">Under</w:t>
+        <w:t xml:space="preserve">Open the</w:t>
       </w:r>
       <w:r>
         <w:t xml:space="preserve"> </w:t>
@@ -1097,7 +1011,23 @@
           <w:bCs/>
           <w:b/>
         </w:rPr>
-        <w:t xml:space="preserve">Ready for Media Library</w:t>
+        <w:t xml:space="preserve">Media Locations</w:t>
+      </w:r>
+      <w:r>
+        <w:t xml:space="preserve"> </w:t>
+      </w:r>
+      <w:r>
+        <w:t xml:space="preserve">sub-tab and, under</w:t>
+      </w:r>
+      <w:r>
+        <w:t xml:space="preserve"> </w:t>
+      </w:r>
+      <w:r>
+        <w:rPr>
+          <w:bCs/>
+          <w:b/>
+        </w:rPr>
+        <w:t xml:space="preserve">Staging folder (Ready for Media Library)</w:t>
       </w:r>
       <w:r>
         <w:t xml:space="preserve">, click</w:t>
@@ -1116,7 +1046,23 @@
         <w:t xml:space="preserve"> </w:t>
       </w:r>
       <w:r>
-        <w:t xml:space="preserve">and pick the folder where finished files should be placed.</w:t>
+        <w:t xml:space="preserve">and pick the folder where finished files should wait for you to check them. Leave</w:t>
+      </w:r>
+      <w:r>
+        <w:t xml:space="preserve"> </w:t>
+      </w:r>
+      <w:r>
+        <w:rPr>
+          <w:bCs/>
+          <w:b/>
+        </w:rPr>
+        <w:t xml:space="preserve">Deliver automatically</w:t>
+      </w:r>
+      <w:r>
+        <w:t xml:space="preserve"> </w:t>
+      </w:r>
+      <w:r>
+        <w:t xml:space="preserve">off until you trust the results. (Later you can add rules there to send, for example, documentaries or a rating to a different folder, and turn automatic delivery on; movies and TV shows have separate rules, and the default destination is the Apple TV Automatically Add folder, followed from the Apple TV app’s own settings.)</w:t>
       </w:r>
     </w:p>
     <w:p>
@@ -1191,10 +1137,6 @@
     <w:p>
       <w:pPr>
         <w:pStyle w:val="BlockText"/>
-        <w:shd w:val="clear" w:color="auto" w:fill="EEF3F8"/>
-        <w:pBdr>
-          <w:left w:val="single" w:sz="24" w:space="6" w:color="2E75B6"/>
-        </w:pBdr>
       </w:pPr>
       <w:r>
         <w:rPr>
@@ -1711,29 +1653,29 @@
     </w:p>
     <w:tbl>
       <w:tblPr>
-        <w:tblW w:type="pct" w:w="5000"/>
+        <w:tblW w:type="dxa" w:w="9648"/>
         <w:jc w:val="center"/>
-        <w:tblLook w:firstRow="1" w:lastRow="0" w:firstColumn="0" w:lastColumn="0" w:noHBand="0" w:noVBand="0" w:val="0020"/>
+        <w:tblLayout w:type="fixed"/>
         <w:tblCellMar>
           <w:top w:w="60" w:type="dxa"/>
           <w:left w:w="100" w:type="dxa"/>
           <w:bottom w:w="60" w:type="dxa"/>
           <w:right w:w="100" w:type="dxa"/>
         </w:tblCellMar>
-        <w:tblLayout w:type="autofit"/>
+        <w:tblLook w:firstRow="1" w:lastRow="0" w:firstColumn="0" w:lastColumn="0" w:noHBand="0" w:noVBand="0" w:val="0020"/>
       </w:tblPr>
       <w:tblGrid>
-        <w:gridCol w:w="3960"/>
-        <w:gridCol w:w="3960"/>
+        <w:gridCol w:w="4824"/>
+        <w:gridCol w:w="4824"/>
       </w:tblGrid>
       <w:tr>
         <w:trPr>
-          <w:tblHeader w:val="true"/>
           <w:tblHeader/>
           <w:cantSplit/>
         </w:trPr>
         <w:tc>
           <w:tcPr>
+            <w:tcW w:w="4824" w:type="dxa"/>
             <w:shd w:val="clear" w:color="auto" w:fill="1F4E79"/>
             <w:tcBorders>
               <w:top w:val="nil"/>
@@ -1760,6 +1702,7 @@
         </w:tc>
         <w:tc>
           <w:tcPr>
+            <w:tcW w:w="4824" w:type="dxa"/>
             <w:shd w:val="clear" w:color="auto" w:fill="1F4E79"/>
             <w:tcBorders>
               <w:top w:val="nil"/>
@@ -1791,6 +1734,7 @@
         </w:trPr>
         <w:tc>
           <w:tcPr>
+            <w:tcW w:w="4824" w:type="dxa"/>
             <w:tcBorders>
               <w:top w:val="nil"/>
               <w:left w:val="nil"/>
@@ -1814,6 +1758,7 @@
         </w:tc>
         <w:tc>
           <w:tcPr>
+            <w:tcW w:w="4824" w:type="dxa"/>
             <w:tcBorders>
               <w:top w:val="nil"/>
               <w:left w:val="nil"/>
@@ -1842,7 +1787,7 @@
         </w:trPr>
         <w:tc>
           <w:tcPr>
-            <w:shd w:val="clear" w:color="auto" w:fill="F6F9FC"/>
+            <w:tcW w:w="4824" w:type="dxa"/>
             <w:tcBorders>
               <w:top w:val="nil"/>
               <w:left w:val="nil"/>
@@ -1866,7 +1811,7 @@
         </w:tc>
         <w:tc>
           <w:tcPr>
-            <w:shd w:val="clear" w:color="auto" w:fill="F6F9FC"/>
+            <w:tcW w:w="4824" w:type="dxa"/>
             <w:tcBorders>
               <w:top w:val="nil"/>
               <w:left w:val="nil"/>
@@ -1895,6 +1840,7 @@
         </w:trPr>
         <w:tc>
           <w:tcPr>
+            <w:tcW w:w="4824" w:type="dxa"/>
             <w:tcBorders>
               <w:top w:val="nil"/>
               <w:left w:val="nil"/>
@@ -1918,6 +1864,7 @@
         </w:tc>
         <w:tc>
           <w:tcPr>
+            <w:tcW w:w="4824" w:type="dxa"/>
             <w:tcBorders>
               <w:top w:val="nil"/>
               <w:left w:val="nil"/>
@@ -1946,7 +1893,7 @@
         </w:trPr>
         <w:tc>
           <w:tcPr>
-            <w:shd w:val="clear" w:color="auto" w:fill="F6F9FC"/>
+            <w:tcW w:w="4824" w:type="dxa"/>
             <w:tcBorders>
               <w:top w:val="nil"/>
               <w:left w:val="nil"/>
@@ -1970,7 +1917,7 @@
         </w:tc>
         <w:tc>
           <w:tcPr>
-            <w:shd w:val="clear" w:color="auto" w:fill="F6F9FC"/>
+            <w:tcW w:w="4824" w:type="dxa"/>
             <w:tcBorders>
               <w:top w:val="nil"/>
               <w:left w:val="nil"/>
@@ -1999,6 +1946,7 @@
         </w:trPr>
         <w:tc>
           <w:tcPr>
+            <w:tcW w:w="4824" w:type="dxa"/>
             <w:tcBorders>
               <w:top w:val="nil"/>
               <w:left w:val="nil"/>
@@ -2022,6 +1970,7 @@
         </w:tc>
         <w:tc>
           <w:tcPr>
+            <w:tcW w:w="4824" w:type="dxa"/>
             <w:tcBorders>
               <w:top w:val="nil"/>
               <w:left w:val="nil"/>
@@ -2057,29 +2006,29 @@
     </w:p>
     <w:tbl>
       <w:tblPr>
-        <w:tblW w:type="pct" w:w="5000"/>
+        <w:tblW w:type="dxa" w:w="9648"/>
         <w:jc w:val="center"/>
-        <w:tblLook w:firstRow="1" w:lastRow="0" w:firstColumn="0" w:lastColumn="0" w:noHBand="0" w:noVBand="0" w:val="0020"/>
+        <w:tblLayout w:type="fixed"/>
         <w:tblCellMar>
           <w:top w:w="60" w:type="dxa"/>
           <w:left w:w="100" w:type="dxa"/>
           <w:bottom w:w="60" w:type="dxa"/>
           <w:right w:w="100" w:type="dxa"/>
         </w:tblCellMar>
-        <w:tblLayout w:type="autofit"/>
+        <w:tblLook w:firstRow="1" w:lastRow="0" w:firstColumn="0" w:lastColumn="0" w:noHBand="0" w:noVBand="0" w:val="0020"/>
       </w:tblPr>
       <w:tblGrid>
-        <w:gridCol w:w="3960"/>
-        <w:gridCol w:w="3960"/>
+        <w:gridCol w:w="4824"/>
+        <w:gridCol w:w="4824"/>
       </w:tblGrid>
       <w:tr>
         <w:trPr>
-          <w:tblHeader w:val="true"/>
           <w:tblHeader/>
           <w:cantSplit/>
         </w:trPr>
         <w:tc>
           <w:tcPr>
+            <w:tcW w:w="4824" w:type="dxa"/>
             <w:shd w:val="clear" w:color="auto" w:fill="1F4E79"/>
             <w:tcBorders>
               <w:top w:val="nil"/>
@@ -2106,6 +2055,7 @@
         </w:tc>
         <w:tc>
           <w:tcPr>
+            <w:tcW w:w="4824" w:type="dxa"/>
             <w:shd w:val="clear" w:color="auto" w:fill="1F4E79"/>
             <w:tcBorders>
               <w:top w:val="nil"/>
@@ -2137,6 +2087,7 @@
         </w:trPr>
         <w:tc>
           <w:tcPr>
+            <w:tcW w:w="4824" w:type="dxa"/>
             <w:tcBorders>
               <w:top w:val="nil"/>
               <w:left w:val="nil"/>
@@ -2160,6 +2111,7 @@
         </w:tc>
         <w:tc>
           <w:tcPr>
+            <w:tcW w:w="4824" w:type="dxa"/>
             <w:tcBorders>
               <w:top w:val="nil"/>
               <w:left w:val="nil"/>
@@ -2258,7 +2210,7 @@
         </w:trPr>
         <w:tc>
           <w:tcPr>
-            <w:shd w:val="clear" w:color="auto" w:fill="F6F9FC"/>
+            <w:tcW w:w="4824" w:type="dxa"/>
             <w:tcBorders>
               <w:top w:val="nil"/>
               <w:left w:val="nil"/>
@@ -2296,7 +2248,7 @@
         </w:tc>
         <w:tc>
           <w:tcPr>
-            <w:shd w:val="clear" w:color="auto" w:fill="F6F9FC"/>
+            <w:tcW w:w="4824" w:type="dxa"/>
             <w:tcBorders>
               <w:top w:val="nil"/>
               <w:left w:val="nil"/>
@@ -2325,6 +2277,7 @@
         </w:trPr>
         <w:tc>
           <w:tcPr>
+            <w:tcW w:w="4824" w:type="dxa"/>
             <w:tcBorders>
               <w:top w:val="nil"/>
               <w:left w:val="nil"/>
@@ -2348,6 +2301,7 @@
         </w:tc>
         <w:tc>
           <w:tcPr>
+            <w:tcW w:w="4824" w:type="dxa"/>
             <w:tcBorders>
               <w:top w:val="nil"/>
               <w:left w:val="nil"/>
@@ -2376,7 +2330,7 @@
         </w:trPr>
         <w:tc>
           <w:tcPr>
-            <w:shd w:val="clear" w:color="auto" w:fill="F6F9FC"/>
+            <w:tcW w:w="4824" w:type="dxa"/>
             <w:tcBorders>
               <w:top w:val="nil"/>
               <w:left w:val="nil"/>
@@ -2400,7 +2354,7 @@
         </w:tc>
         <w:tc>
           <w:tcPr>
-            <w:shd w:val="clear" w:color="auto" w:fill="F6F9FC"/>
+            <w:tcW w:w="4824" w:type="dxa"/>
             <w:tcBorders>
               <w:top w:val="nil"/>
               <w:left w:val="nil"/>
@@ -2455,6 +2409,7 @@
         </w:trPr>
         <w:tc>
           <w:tcPr>
+            <w:tcW w:w="4824" w:type="dxa"/>
             <w:tcBorders>
               <w:top w:val="nil"/>
               <w:left w:val="nil"/>
@@ -2478,6 +2433,7 @@
         </w:tc>
         <w:tc>
           <w:tcPr>
+            <w:tcW w:w="4824" w:type="dxa"/>
             <w:tcBorders>
               <w:top w:val="nil"/>
               <w:left w:val="nil"/>
@@ -2495,7 +2451,7 @@
               <w:rPr>
                 <w:sz w:val="17"/>
               </w:rPr>
-              <w:t xml:space="preserve">Items removed by the Queue's cleanup options go to the macOS Trash and are listed in log files in</w:t>
+              <w:t xml:space="preserve">Items removed by the Queue’s cleanup options go to the macOS Trash and are listed in log files in</w:t>
             </w:r>
             <w:r>
               <w:rPr>
@@ -2600,10 +2556,11 @@
     </w:p>
     <w:bookmarkEnd w:id="30"/>
     <w:sectPr>
-      <w:headerReference w:type="default" r:id="rId9"/>
-      <w:footerReference w:type="default" r:id="rId10"/>
-      <w:pgSz w:w="12240" w:h="15840"/>
-      <w:pgMar w:left="1296" w:right="1296" w:top="1296" w:bottom="1224"/>
+      <w:headerReference r:id="rId9" w:type="default"/>
+      <w:footerReference r:id="rId10" w:type="default"/>
+      <w:headerReference w:type="first" r:id="rId11"/>
+      <w:pgSz w:h="15840" w:w="12240"/>
+      <w:pgMar w:bottom="1224" w:left="1296" w:right="1296" w:top="1296"/>
       <w:titlePg/>
     </w:sectPr>
   </w:body>
@@ -2685,8 +2642,18 @@
         <w:color w:val="6B7B8B"/>
         <w:sz w:val="15"/>
       </w:rPr>
-      <w:t>Documentation set of October 10, 2026</w:t>
+      <w:t>Documentation set of October 15, 2026</w:t>
     </w:r>
+  </w:p>
+</w:hdr>
+</file>
+
+<file path=word/header2.xml><?xml version="1.0" encoding="utf-8"?>
+<w:hdr xmlns:m="http://schemas.openxmlformats.org/officeDocument/2006/math" xmlns:mc="http://schemas.openxmlformats.org/markup-compatibility/2006" xmlns:mo="http://schemas.microsoft.com/office/mac/office/2008/main" xmlns:mv="urn:schemas-microsoft-com:mac:vml" xmlns:o="urn:schemas-microsoft-com:office:office" xmlns:r="http://schemas.openxmlformats.org/officeDocument/2006/relationships" xmlns:v="urn:schemas-microsoft-com:vml" xmlns:w10="urn:schemas-microsoft-com:office:word" xmlns:w14="http://schemas.microsoft.com/office/word/2010/wordml" xmlns:w="http://schemas.openxmlformats.org/wordprocessingml/2006/main" xmlns:wne="http://schemas.microsoft.com/office/word/2006/wordml" xmlns:wp14="http://schemas.microsoft.com/office/word/2010/wordprocessingDrawing" xmlns:wp="http://schemas.openxmlformats.org/drawingml/2006/wordprocessingDrawing" xmlns:wpc="http://schemas.microsoft.com/office/word/2010/wordprocessingCanvas" xmlns:wpg="http://schemas.microsoft.com/office/word/2010/wordprocessingGroup" xmlns:wpi="http://schemas.microsoft.com/office/word/2010/wordprocessingInk" xmlns:wps="http://schemas.microsoft.com/office/word/2010/wordprocessingShape" mc:Ignorable="w14 wp14">
+  <w:p>
+    <w:pPr>
+      <w:pStyle w:val="Header"/>
+    </w:pPr>
   </w:p>
 </w:hdr>
 </file>
@@ -3566,7 +3533,7 @@
       <w:color w:themeColor="accent1" w:themeShade="BF" w:val="365F91"/>
     </w:rPr>
   </w:style>
-  <w:style w:type="paragraph" w:customStyle="1" w:styleId="SourceCode">
+  <w:style w:customStyle="1" w:styleId="SourceCode" w:type="paragraph">
     <w:name w:val="Source Code"/>
     <w:basedOn w:val="Normal"/>
     <w:link w:val="VerbatimChar"/>
@@ -3574,7 +3541,7 @@
       <w:wordWrap w:val="off"/>
     </w:pPr>
   </w:style>
-  <w:style w:type="character" w:customStyle="1" w:styleId="KeywordTok">
+  <w:style w:customStyle="1" w:styleId="KeywordTok" w:type="character">
     <w:name w:val="KeywordTok"/>
     <w:basedOn w:val="VerbatimChar"/>
     <w:rPr>
@@ -3582,77 +3549,77 @@
       <w:b/>
     </w:rPr>
   </w:style>
-  <w:style w:type="character" w:customStyle="1" w:styleId="DataTypeTok">
+  <w:style w:customStyle="1" w:styleId="DataTypeTok" w:type="character">
     <w:name w:val="DataTypeTok"/>
     <w:basedOn w:val="VerbatimChar"/>
     <w:rPr>
       <w:color w:val="902000"/>
     </w:rPr>
   </w:style>
-  <w:style w:type="character" w:customStyle="1" w:styleId="DecValTok">
+  <w:style w:customStyle="1" w:styleId="DecValTok" w:type="character">
     <w:name w:val="DecValTok"/>
     <w:basedOn w:val="VerbatimChar"/>
     <w:rPr>
       <w:color w:val="40a070"/>
     </w:rPr>
   </w:style>
-  <w:style w:type="character" w:customStyle="1" w:styleId="BaseNTok">
+  <w:style w:customStyle="1" w:styleId="BaseNTok" w:type="character">
     <w:name w:val="BaseNTok"/>
     <w:basedOn w:val="VerbatimChar"/>
     <w:rPr>
       <w:color w:val="40a070"/>
     </w:rPr>
   </w:style>
-  <w:style w:type="character" w:customStyle="1" w:styleId="FloatTok">
+  <w:style w:customStyle="1" w:styleId="FloatTok" w:type="character">
     <w:name w:val="FloatTok"/>
     <w:basedOn w:val="VerbatimChar"/>
     <w:rPr>
       <w:color w:val="40a070"/>
     </w:rPr>
   </w:style>
-  <w:style w:type="character" w:customStyle="1" w:styleId="ConstantTok">
+  <w:style w:customStyle="1" w:styleId="ConstantTok" w:type="character">
     <w:name w:val="ConstantTok"/>
     <w:basedOn w:val="VerbatimChar"/>
     <w:rPr>
       <w:color w:val="880000"/>
     </w:rPr>
   </w:style>
-  <w:style w:type="character" w:customStyle="1" w:styleId="CharTok">
+  <w:style w:customStyle="1" w:styleId="CharTok" w:type="character">
     <w:name w:val="CharTok"/>
     <w:basedOn w:val="VerbatimChar"/>
     <w:rPr>
       <w:color w:val="4070a0"/>
     </w:rPr>
   </w:style>
-  <w:style w:type="character" w:customStyle="1" w:styleId="SpecialCharTok">
+  <w:style w:customStyle="1" w:styleId="SpecialCharTok" w:type="character">
     <w:name w:val="SpecialCharTok"/>
     <w:basedOn w:val="VerbatimChar"/>
     <w:rPr>
       <w:color w:val="4070a0"/>
     </w:rPr>
   </w:style>
-  <w:style w:type="character" w:customStyle="1" w:styleId="StringTok">
+  <w:style w:customStyle="1" w:styleId="StringTok" w:type="character">
     <w:name w:val="StringTok"/>
     <w:basedOn w:val="VerbatimChar"/>
     <w:rPr>
       <w:color w:val="4070a0"/>
     </w:rPr>
   </w:style>
-  <w:style w:type="character" w:customStyle="1" w:styleId="VerbatimStringTok">
+  <w:style w:customStyle="1" w:styleId="VerbatimStringTok" w:type="character">
     <w:name w:val="VerbatimStringTok"/>
     <w:basedOn w:val="VerbatimChar"/>
     <w:rPr>
       <w:color w:val="4070a0"/>
     </w:rPr>
   </w:style>
-  <w:style w:type="character" w:customStyle="1" w:styleId="SpecialStringTok">
+  <w:style w:customStyle="1" w:styleId="SpecialStringTok" w:type="character">
     <w:name w:val="SpecialStringTok"/>
     <w:basedOn w:val="VerbatimChar"/>
     <w:rPr>
       <w:color w:val="bb6688"/>
     </w:rPr>
   </w:style>
-  <w:style w:type="character" w:customStyle="1" w:styleId="ImportTok">
+  <w:style w:customStyle="1" w:styleId="ImportTok" w:type="character">
     <w:name w:val="ImportTok"/>
     <w:basedOn w:val="VerbatimChar"/>
     <w:rPr>
@@ -3660,7 +3627,7 @@
       <w:b/>
     </w:rPr>
   </w:style>
-  <w:style w:type="character" w:customStyle="1" w:styleId="CommentTok">
+  <w:style w:customStyle="1" w:styleId="CommentTok" w:type="character">
     <w:name w:val="CommentTok"/>
     <w:basedOn w:val="VerbatimChar"/>
     <w:rPr>
@@ -3668,7 +3635,7 @@
       <w:i/>
     </w:rPr>
   </w:style>
-  <w:style w:type="character" w:customStyle="1" w:styleId="DocumentationTok">
+  <w:style w:customStyle="1" w:styleId="DocumentationTok" w:type="character">
     <w:name w:val="DocumentationTok"/>
     <w:basedOn w:val="VerbatimChar"/>
     <w:rPr>
@@ -3676,7 +3643,7 @@
       <w:i/>
     </w:rPr>
   </w:style>
-  <w:style w:type="character" w:customStyle="1" w:styleId="AnnotationTok">
+  <w:style w:customStyle="1" w:styleId="AnnotationTok" w:type="character">
     <w:name w:val="AnnotationTok"/>
     <w:basedOn w:val="VerbatimChar"/>
     <w:rPr>
@@ -3685,7 +3652,7 @@
       <w:i/>
     </w:rPr>
   </w:style>
-  <w:style w:type="character" w:customStyle="1" w:styleId="CommentVarTok">
+  <w:style w:customStyle="1" w:styleId="CommentVarTok" w:type="character">
     <w:name w:val="CommentVarTok"/>
     <w:basedOn w:val="VerbatimChar"/>
     <w:rPr>
@@ -3694,28 +3661,28 @@
       <w:i/>
     </w:rPr>
   </w:style>
-  <w:style w:type="character" w:customStyle="1" w:styleId="OtherTok">
+  <w:style w:customStyle="1" w:styleId="OtherTok" w:type="character">
     <w:name w:val="OtherTok"/>
     <w:basedOn w:val="VerbatimChar"/>
     <w:rPr>
       <w:color w:val="007020"/>
     </w:rPr>
   </w:style>
-  <w:style w:type="character" w:customStyle="1" w:styleId="FunctionTok">
+  <w:style w:customStyle="1" w:styleId="FunctionTok" w:type="character">
     <w:name w:val="FunctionTok"/>
     <w:basedOn w:val="VerbatimChar"/>
     <w:rPr>
       <w:color w:val="06287e"/>
     </w:rPr>
   </w:style>
-  <w:style w:type="character" w:customStyle="1" w:styleId="VariableTok">
+  <w:style w:customStyle="1" w:styleId="VariableTok" w:type="character">
     <w:name w:val="VariableTok"/>
     <w:basedOn w:val="VerbatimChar"/>
     <w:rPr>
       <w:color w:val="19177c"/>
     </w:rPr>
   </w:style>
-  <w:style w:type="character" w:customStyle="1" w:styleId="ControlFlowTok">
+  <w:style w:customStyle="1" w:styleId="ControlFlowTok" w:type="character">
     <w:name w:val="ControlFlowTok"/>
     <w:basedOn w:val="VerbatimChar"/>
     <w:rPr>
@@ -3723,45 +3690,45 @@
       <w:b/>
     </w:rPr>
   </w:style>
-  <w:style w:type="character" w:customStyle="1" w:styleId="OperatorTok">
+  <w:style w:customStyle="1" w:styleId="OperatorTok" w:type="character">
     <w:name w:val="OperatorTok"/>
     <w:basedOn w:val="VerbatimChar"/>
     <w:rPr>
       <w:color w:val="666666"/>
     </w:rPr>
   </w:style>
-  <w:style w:type="character" w:customStyle="1" w:styleId="BuiltInTok">
+  <w:style w:customStyle="1" w:styleId="BuiltInTok" w:type="character">
     <w:name w:val="BuiltInTok"/>
     <w:basedOn w:val="VerbatimChar"/>
     <w:rPr>
       <w:color w:val="008000"/>
     </w:rPr>
   </w:style>
-  <w:style w:type="character" w:customStyle="1" w:styleId="ExtensionTok">
+  <w:style w:customStyle="1" w:styleId="ExtensionTok" w:type="character">
     <w:name w:val="ExtensionTok"/>
     <w:basedOn w:val="VerbatimChar"/>
     <w:rPr/>
   </w:style>
-  <w:style w:type="character" w:customStyle="1" w:styleId="PreprocessorTok">
+  <w:style w:customStyle="1" w:styleId="PreprocessorTok" w:type="character">
     <w:name w:val="PreprocessorTok"/>
     <w:basedOn w:val="VerbatimChar"/>
     <w:rPr>
       <w:color w:val="bc7a00"/>
     </w:rPr>
   </w:style>
-  <w:style w:type="character" w:customStyle="1" w:styleId="AttributeTok">
+  <w:style w:customStyle="1" w:styleId="AttributeTok" w:type="character">
     <w:name w:val="AttributeTok"/>
     <w:basedOn w:val="VerbatimChar"/>
     <w:rPr>
       <w:color w:val="7d9029"/>
     </w:rPr>
   </w:style>
-  <w:style w:type="character" w:customStyle="1" w:styleId="RegionMarkerTok">
+  <w:style w:customStyle="1" w:styleId="RegionMarkerTok" w:type="character">
     <w:name w:val="RegionMarkerTok"/>
     <w:basedOn w:val="VerbatimChar"/>
     <w:rPr/>
   </w:style>
-  <w:style w:type="character" w:customStyle="1" w:styleId="InformationTok">
+  <w:style w:customStyle="1" w:styleId="InformationTok" w:type="character">
     <w:name w:val="InformationTok"/>
     <w:basedOn w:val="VerbatimChar"/>
     <w:rPr>
@@ -3770,7 +3737,7 @@
       <w:i/>
     </w:rPr>
   </w:style>
-  <w:style w:type="character" w:customStyle="1" w:styleId="WarningTok">
+  <w:style w:customStyle="1" w:styleId="WarningTok" w:type="character">
     <w:name w:val="WarningTok"/>
     <w:basedOn w:val="VerbatimChar"/>
     <w:rPr>
@@ -3779,7 +3746,7 @@
       <w:i/>
     </w:rPr>
   </w:style>
-  <w:style w:type="character" w:customStyle="1" w:styleId="AlertTok">
+  <w:style w:customStyle="1" w:styleId="AlertTok" w:type="character">
     <w:name w:val="AlertTok"/>
     <w:basedOn w:val="VerbatimChar"/>
     <w:rPr>
@@ -3787,7 +3754,7 @@
       <w:b/>
     </w:rPr>
   </w:style>
-  <w:style w:type="character" w:customStyle="1" w:styleId="ErrorTok">
+  <w:style w:customStyle="1" w:styleId="ErrorTok" w:type="character">
     <w:name w:val="ErrorTok"/>
     <w:basedOn w:val="VerbatimChar"/>
     <w:rPr>
@@ -3795,7 +3762,7 @@
       <w:b/>
     </w:rPr>
   </w:style>
-  <w:style w:type="character" w:customStyle="1" w:styleId="NormalTok">
+  <w:style w:customStyle="1" w:styleId="NormalTok" w:type="character">
     <w:name w:val="NormalTok"/>
     <w:basedOn w:val="VerbatimChar"/>
     <w:rPr/>

--- a/Documentation/Getting-Started.docx
+++ b/Documentation/Getting-Started.docx
@@ -98,7 +98,7 @@
                 <w:color w:val="CFE0F1"/>
                 <w:sz w:val="21"/>
               </w:rPr>
-              <w:t>Documentation set of October 15, 2026</w:t>
+              <w:t>Documentation set of October 17, 2026</w:t>
             </w:r>
           </w:p>
           <w:p>
@@ -212,7 +212,7 @@
           <w:b/>
           <w:sz w:val="21"/>
         </w:rPr>
-        <w:t xml:space="preserve">4</w:t>
+        <w:t xml:space="preserve">5</w:t>
       </w:r>
     </w:p>
     <w:p>
@@ -240,7 +240,7 @@
           <w:b/>
           <w:sz w:val="21"/>
         </w:rPr>
-        <w:t xml:space="preserve">5</w:t>
+        <w:t xml:space="preserve">8</w:t>
       </w:r>
     </w:p>
     <w:p>
@@ -268,7 +268,7 @@
           <w:b/>
           <w:sz w:val="21"/>
         </w:rPr>
-        <w:t xml:space="preserve">5</w:t>
+        <w:t xml:space="preserve">10</w:t>
       </w:r>
     </w:p>
     <w:p>
@@ -296,7 +296,7 @@
           <w:b/>
           <w:sz w:val="21"/>
         </w:rPr>
-        <w:t xml:space="preserve">6</w:t>
+        <w:t xml:space="preserve">12</w:t>
       </w:r>
     </w:p>
     <w:p>
@@ -324,7 +324,7 @@
           <w:b/>
           <w:sz w:val="21"/>
         </w:rPr>
-        <w:t xml:space="preserve">6</w:t>
+        <w:t xml:space="preserve">13</w:t>
       </w:r>
     </w:p>
     <w:p>
@@ -352,7 +352,7 @@
           <w:b/>
           <w:sz w:val="21"/>
         </w:rPr>
-        <w:t xml:space="preserve">7</w:t>
+        <w:t xml:space="preserve">13</w:t>
       </w:r>
     </w:p>
     <w:p>
@@ -486,7 +486,7 @@
       </w:r>
     </w:p>
     <w:bookmarkEnd w:id="20"/>
-    <w:bookmarkStart w:id="24" w:name="the-60-second-tour"/>
+    <w:bookmarkStart w:id="27" w:name="the-60-second-tour"/>
     <w:p>
       <w:pPr>
         <w:pStyle w:val="Heading1"/>
@@ -501,6 +501,62 @@
       </w:pPr>
       <w:r>
         <w:t xml:space="preserve">M3 has four places you will use:</w:t>
+      </w:r>
+    </w:p>
+    <w:p>
+      <w:pPr>
+        <w:pStyle w:val="CaptionedFigure"/>
+        <w:keepNext/>
+      </w:pPr>
+      <w:r>
+        <w:drawing>
+          <wp:inline>
+            <wp:extent cx="6121400" cy="4591050"/>
+            <wp:effectExtent b="0" l="0" r="0" t="0"/>
+            <wp:docPr descr="The Queue window. Each row is one file or folder waiting for you." title="" id="22" name="Picture"/>
+            <a:graphic>
+              <a:graphicData uri="http://schemas.openxmlformats.org/drawingml/2006/picture">
+                <pic:pic>
+                  <pic:nvPicPr>
+                    <pic:cNvPr descr="_scaled/screens/queue-movies-tab.png" id="23" name="Picture"/>
+                    <pic:cNvPicPr>
+                      <a:picLocks noChangeArrowheads="1" noChangeAspect="1"/>
+                    </pic:cNvPicPr>
+                  </pic:nvPicPr>
+                  <pic:blipFill>
+                    <a:blip r:embed="rId21"/>
+                    <a:stretch>
+                      <a:fillRect/>
+                    </a:stretch>
+                  </pic:blipFill>
+                  <pic:spPr bwMode="auto">
+                    <a:xfrm>
+                      <a:off x="0" y="0"/>
+                      <a:ext cx="6121400" cy="4591050"/>
+                    </a:xfrm>
+                    <a:prstGeom prst="rect">
+                      <a:avLst/>
+                    </a:prstGeom>
+                    <a:noFill/>
+                    <a:ln w="9525">
+                      <a:noFill/>
+                      <a:headEnd/>
+                      <a:tailEnd/>
+                    </a:ln>
+                  </pic:spPr>
+                </pic:pic>
+              </a:graphicData>
+            </a:graphic>
+          </wp:inline>
+        </w:drawing>
+      </w:r>
+    </w:p>
+    <w:p>
+      <w:pPr>
+        <w:pStyle w:val="ImageCaption"/>
+      </w:pPr>
+      <w:r>
+        <w:t xml:space="preserve">The Queue window. Each row is one file or folder waiting for you.</w:t>
       </w:r>
     </w:p>
     <w:tbl>
@@ -833,20 +889,20 @@
       <w:r>
         <w:drawing>
           <wp:inline>
-            <wp:extent cx="2359422" cy="6900000"/>
+            <wp:extent cx="1883418" cy="6900000"/>
             <wp:effectExtent b="0" l="0" r="0" t="0"/>
-            <wp:docPr descr="The Intake pipeline at a glance. Yellow boxes are the moments where M3 asks for your decision." title="" id="22" name="Picture"/>
+            <wp:docPr descr="The Intake pipeline at a glance. Yellow boxes are the moments where M3 asks for your decision." title="" id="25" name="Picture"/>
             <a:graphic>
               <a:graphicData uri="http://schemas.openxmlformats.org/drawingml/2006/picture">
                 <pic:pic>
                   <pic:nvPicPr>
-                    <pic:cNvPr descr="images/pipeline.png" id="23" name="Picture"/>
+                    <pic:cNvPr descr="images/pipeline.png" id="26" name="Picture"/>
                     <pic:cNvPicPr>
                       <a:picLocks noChangeArrowheads="1" noChangeAspect="1"/>
                     </pic:cNvPicPr>
                   </pic:nvPicPr>
                   <pic:blipFill>
-                    <a:blip r:embed="rId21"/>
+                    <a:blip r:embed="rId24"/>
                     <a:stretch>
                       <a:fillRect/>
                     </a:stretch>
@@ -854,7 +910,7 @@
                   <pic:spPr bwMode="auto">
                     <a:xfrm>
                       <a:off x="0" y="0"/>
-                      <a:ext cx="2359422" cy="6900000"/>
+                      <a:ext cx="1883418" cy="6900000"/>
                     </a:xfrm>
                     <a:prstGeom prst="rect">
                       <a:avLst/>
@@ -881,8 +937,8 @@
         <w:t xml:space="preserve">The Intake pipeline at a glance. Yellow boxes are the moments where M3 asks for your decision.</w:t>
       </w:r>
     </w:p>
-    <w:bookmarkEnd w:id="24"/>
-    <w:bookmarkStart w:id="25" w:name="set-up-once-3-minutes"/>
+    <w:bookmarkEnd w:id="27"/>
+    <w:bookmarkStart w:id="37" w:name="set-up-once-3-minutes"/>
     <w:p>
       <w:pPr>
         <w:pStyle w:val="Heading1"/>
@@ -1136,6 +1192,174 @@
     </w:p>
     <w:p>
       <w:pPr>
+        <w:pStyle w:val="CaptionedFigure"/>
+        <w:keepNext/>
+      </w:pPr>
+      <w:r>
+        <w:drawing>
+          <wp:inline>
+            <wp:extent cx="6121400" cy="4724983"/>
+            <wp:effectExtent b="0" l="0" r="0" t="0"/>
+            <wp:docPr descr="Preferences &gt; Sources &gt; Media Intake." title="" id="29" name="Picture"/>
+            <a:graphic>
+              <a:graphicData uri="http://schemas.openxmlformats.org/drawingml/2006/picture">
+                <pic:pic>
+                  <pic:nvPicPr>
+                    <pic:cNvPr descr="_scaled/screens/prefs-media-intake.png" id="30" name="Picture"/>
+                    <pic:cNvPicPr>
+                      <a:picLocks noChangeArrowheads="1" noChangeAspect="1"/>
+                    </pic:cNvPicPr>
+                  </pic:nvPicPr>
+                  <pic:blipFill>
+                    <a:blip r:embed="rId28"/>
+                    <a:stretch>
+                      <a:fillRect/>
+                    </a:stretch>
+                  </pic:blipFill>
+                  <pic:spPr bwMode="auto">
+                    <a:xfrm>
+                      <a:off x="0" y="0"/>
+                      <a:ext cx="6121400" cy="4724983"/>
+                    </a:xfrm>
+                    <a:prstGeom prst="rect">
+                      <a:avLst/>
+                    </a:prstGeom>
+                    <a:noFill/>
+                    <a:ln w="9525">
+                      <a:noFill/>
+                      <a:headEnd/>
+                      <a:tailEnd/>
+                    </a:ln>
+                  </pic:spPr>
+                </pic:pic>
+              </a:graphicData>
+            </a:graphic>
+          </wp:inline>
+        </w:drawing>
+      </w:r>
+    </w:p>
+    <w:p>
+      <w:pPr>
+        <w:pStyle w:val="ImageCaption"/>
+      </w:pPr>
+      <w:r>
+        <w:t xml:space="preserve">Preferences &gt; Sources &gt; Media Intake.</w:t>
+      </w:r>
+    </w:p>
+    <w:p>
+      <w:pPr>
+        <w:pStyle w:val="CaptionedFigure"/>
+        <w:keepNext/>
+      </w:pPr>
+      <w:r>
+        <w:drawing>
+          <wp:inline>
+            <wp:extent cx="6121400" cy="5204023"/>
+            <wp:effectExtent b="0" l="0" r="0" t="0"/>
+            <wp:docPr descr="Preferences &gt; Sources &gt; Media Locations." title="" id="32" name="Picture"/>
+            <a:graphic>
+              <a:graphicData uri="http://schemas.openxmlformats.org/drawingml/2006/picture">
+                <pic:pic>
+                  <pic:nvPicPr>
+                    <pic:cNvPr descr="_scaled/screens/prefs-media-locations.png" id="33" name="Picture"/>
+                    <pic:cNvPicPr>
+                      <a:picLocks noChangeArrowheads="1" noChangeAspect="1"/>
+                    </pic:cNvPicPr>
+                  </pic:nvPicPr>
+                  <pic:blipFill>
+                    <a:blip r:embed="rId31"/>
+                    <a:stretch>
+                      <a:fillRect/>
+                    </a:stretch>
+                  </pic:blipFill>
+                  <pic:spPr bwMode="auto">
+                    <a:xfrm>
+                      <a:off x="0" y="0"/>
+                      <a:ext cx="6121400" cy="5204023"/>
+                    </a:xfrm>
+                    <a:prstGeom prst="rect">
+                      <a:avLst/>
+                    </a:prstGeom>
+                    <a:noFill/>
+                    <a:ln w="9525">
+                      <a:noFill/>
+                      <a:headEnd/>
+                      <a:tailEnd/>
+                    </a:ln>
+                  </pic:spPr>
+                </pic:pic>
+              </a:graphicData>
+            </a:graphic>
+          </wp:inline>
+        </w:drawing>
+      </w:r>
+    </w:p>
+    <w:p>
+      <w:pPr>
+        <w:pStyle w:val="ImageCaption"/>
+      </w:pPr>
+      <w:r>
+        <w:t xml:space="preserve">Preferences &gt; Sources &gt; Media Locations.</w:t>
+      </w:r>
+    </w:p>
+    <w:p>
+      <w:pPr>
+        <w:pStyle w:val="CaptionedFigure"/>
+        <w:keepNext/>
+      </w:pPr>
+      <w:r>
+        <w:drawing>
+          <wp:inline>
+            <wp:extent cx="6121400" cy="3393956"/>
+            <wp:effectExtent b="0" l="0" r="0" t="0"/>
+            <wp:docPr descr="Preferences &gt; Sources &gt; Providers." title="" id="35" name="Picture"/>
+            <a:graphic>
+              <a:graphicData uri="http://schemas.openxmlformats.org/drawingml/2006/picture">
+                <pic:pic>
+                  <pic:nvPicPr>
+                    <pic:cNvPr descr="_scaled/screens/prefs-providers.png" id="36" name="Picture"/>
+                    <pic:cNvPicPr>
+                      <a:picLocks noChangeArrowheads="1" noChangeAspect="1"/>
+                    </pic:cNvPicPr>
+                  </pic:nvPicPr>
+                  <pic:blipFill>
+                    <a:blip r:embed="rId34"/>
+                    <a:stretch>
+                      <a:fillRect/>
+                    </a:stretch>
+                  </pic:blipFill>
+                  <pic:spPr bwMode="auto">
+                    <a:xfrm>
+                      <a:off x="0" y="0"/>
+                      <a:ext cx="6121400" cy="3393956"/>
+                    </a:xfrm>
+                    <a:prstGeom prst="rect">
+                      <a:avLst/>
+                    </a:prstGeom>
+                    <a:noFill/>
+                    <a:ln w="9525">
+                      <a:noFill/>
+                      <a:headEnd/>
+                      <a:tailEnd/>
+                    </a:ln>
+                  </pic:spPr>
+                </pic:pic>
+              </a:graphicData>
+            </a:graphic>
+          </wp:inline>
+        </w:drawing>
+      </w:r>
+    </w:p>
+    <w:p>
+      <w:pPr>
+        <w:pStyle w:val="ImageCaption"/>
+      </w:pPr>
+      <w:r>
+        <w:t xml:space="preserve">Preferences &gt; Sources &gt; Providers.</w:t>
+      </w:r>
+    </w:p>
+    <w:p>
+      <w:pPr>
         <w:pStyle w:val="BlockText"/>
       </w:pPr>
       <w:r>
@@ -1152,8 +1376,8 @@
         <w:t xml:space="preserve">Hover over any option in the Media Intake tab for a plain-language explanation of what it does.</w:t>
       </w:r>
     </w:p>
-    <w:bookmarkEnd w:id="25"/>
-    <w:bookmarkStart w:id="26" w:name="X9edfc47553744f469dc10c6f4dcb9031d654bf0"/>
+    <w:bookmarkEnd w:id="37"/>
+    <w:bookmarkStart w:id="44" w:name="X9edfc47553744f469dc10c6f4dcb9031d654bf0"/>
     <w:p>
       <w:pPr>
         <w:pStyle w:val="Heading1"/>
@@ -1310,7 +1534,119 @@
     </w:p>
     <w:p>
       <w:pPr>
-        <w:pStyle w:val="FirstParagraph"/>
+        <w:pStyle w:val="CaptionedFigure"/>
+        <w:keepNext/>
+      </w:pPr>
+      <w:r>
+        <w:drawing>
+          <wp:inline>
+            <wp:extent cx="6121400" cy="5553997"/>
+            <wp:effectExtent b="0" l="0" r="0" t="0"/>
+            <wp:docPr descr="The Welcome window. Choose Tag One File to tag a single file." title="" id="39" name="Picture"/>
+            <a:graphic>
+              <a:graphicData uri="http://schemas.openxmlformats.org/drawingml/2006/picture">
+                <pic:pic>
+                  <pic:nvPicPr>
+                    <pic:cNvPr descr="_scaled/screens/welcome-window.png" id="40" name="Picture"/>
+                    <pic:cNvPicPr>
+                      <a:picLocks noChangeArrowheads="1" noChangeAspect="1"/>
+                    </pic:cNvPicPr>
+                  </pic:nvPicPr>
+                  <pic:blipFill>
+                    <a:blip r:embed="rId38"/>
+                    <a:stretch>
+                      <a:fillRect/>
+                    </a:stretch>
+                  </pic:blipFill>
+                  <pic:spPr bwMode="auto">
+                    <a:xfrm>
+                      <a:off x="0" y="0"/>
+                      <a:ext cx="6121400" cy="5553997"/>
+                    </a:xfrm>
+                    <a:prstGeom prst="rect">
+                      <a:avLst/>
+                    </a:prstGeom>
+                    <a:noFill/>
+                    <a:ln w="9525">
+                      <a:noFill/>
+                      <a:headEnd/>
+                      <a:tailEnd/>
+                    </a:ln>
+                  </pic:spPr>
+                </pic:pic>
+              </a:graphicData>
+            </a:graphic>
+          </wp:inline>
+        </w:drawing>
+      </w:r>
+    </w:p>
+    <w:p>
+      <w:pPr>
+        <w:pStyle w:val="ImageCaption"/>
+      </w:pPr>
+      <w:r>
+        <w:t xml:space="preserve">The Welcome window. Choose Tag One File to tag a single file.</w:t>
+      </w:r>
+    </w:p>
+    <w:p>
+      <w:pPr>
+        <w:pStyle w:val="CaptionedFigure"/>
+        <w:keepNext/>
+      </w:pPr>
+      <w:r>
+        <w:drawing>
+          <wp:inline>
+            <wp:extent cx="6121400" cy="4383602"/>
+            <wp:effectExtent b="0" l="0" r="0" t="0"/>
+            <wp:docPr descr="The Editor. Search Metadata is in the toolbar." title="" id="42" name="Picture"/>
+            <a:graphic>
+              <a:graphicData uri="http://schemas.openxmlformats.org/drawingml/2006/picture">
+                <pic:pic>
+                  <pic:nvPicPr>
+                    <pic:cNvPr descr="_scaled/screens/editor-window.png" id="43" name="Picture"/>
+                    <pic:cNvPicPr>
+                      <a:picLocks noChangeArrowheads="1" noChangeAspect="1"/>
+                    </pic:cNvPicPr>
+                  </pic:nvPicPr>
+                  <pic:blipFill>
+                    <a:blip r:embed="rId41"/>
+                    <a:stretch>
+                      <a:fillRect/>
+                    </a:stretch>
+                  </pic:blipFill>
+                  <pic:spPr bwMode="auto">
+                    <a:xfrm>
+                      <a:off x="0" y="0"/>
+                      <a:ext cx="6121400" cy="4383602"/>
+                    </a:xfrm>
+                    <a:prstGeom prst="rect">
+                      <a:avLst/>
+                    </a:prstGeom>
+                    <a:noFill/>
+                    <a:ln w="9525">
+                      <a:noFill/>
+                      <a:headEnd/>
+                      <a:tailEnd/>
+                    </a:ln>
+                  </pic:spPr>
+                </pic:pic>
+              </a:graphicData>
+            </a:graphic>
+          </wp:inline>
+        </w:drawing>
+      </w:r>
+    </w:p>
+    <w:p>
+      <w:pPr>
+        <w:pStyle w:val="ImageCaption"/>
+      </w:pPr>
+      <w:r>
+        <w:t xml:space="preserve">The Editor. Search Metadata is in the toolbar.</w:t>
+      </w:r>
+    </w:p>
+    <w:p>
+      <w:pPr>
+        <w:pStyle w:val="BodyText"/>
       </w:pPr>
       <w:r>
         <w:rPr>
@@ -1326,8 +1662,8 @@
         <w:t xml:space="preserve">the file is changed in place and then moved into your Ready for Media Library folder. M3 does not keep the original and nothing goes to the Trash. If you may want the old version back, copy the file first.</w:t>
       </w:r>
     </w:p>
-    <w:bookmarkEnd w:id="26"/>
-    <w:bookmarkStart w:id="27" w:name="your-first-batch-the-intake-way"/>
+    <w:bookmarkEnd w:id="44"/>
+    <w:bookmarkStart w:id="51" w:name="your-first-batch-the-intake-way"/>
     <w:p>
       <w:pPr>
         <w:pStyle w:val="Heading1"/>
@@ -1617,8 +1953,120 @@
         <w:t xml:space="preserve">Open the Ready folder and check the result. That is your final checkpoint before the file goes to Plex, Jellyfin, Apple TV or wherever your library lives.</w:t>
       </w:r>
     </w:p>
-    <w:bookmarkEnd w:id="27"/>
-    <w:bookmarkStart w:id="28" w:name="turn-on-the-time-savers-optional"/>
+    <w:p>
+      <w:pPr>
+        <w:pStyle w:val="CaptionedFigure"/>
+        <w:keepNext/>
+      </w:pPr>
+      <w:r>
+        <w:drawing>
+          <wp:inline>
+            <wp:extent cx="6121400" cy="4383602"/>
+            <wp:effectExtent b="0" l="0" r="0" t="0"/>
+            <wp:docPr descr="The Naming Review sheet." title="" id="46" name="Picture"/>
+            <a:graphic>
+              <a:graphicData uri="http://schemas.openxmlformats.org/drawingml/2006/picture">
+                <pic:pic>
+                  <pic:nvPicPr>
+                    <pic:cNvPr descr="_scaled/screens/naming-review-sheet.png" id="47" name="Picture"/>
+                    <pic:cNvPicPr>
+                      <a:picLocks noChangeArrowheads="1" noChangeAspect="1"/>
+                    </pic:cNvPicPr>
+                  </pic:nvPicPr>
+                  <pic:blipFill>
+                    <a:blip r:embed="rId45"/>
+                    <a:stretch>
+                      <a:fillRect/>
+                    </a:stretch>
+                  </pic:blipFill>
+                  <pic:spPr bwMode="auto">
+                    <a:xfrm>
+                      <a:off x="0" y="0"/>
+                      <a:ext cx="6121400" cy="4383602"/>
+                    </a:xfrm>
+                    <a:prstGeom prst="rect">
+                      <a:avLst/>
+                    </a:prstGeom>
+                    <a:noFill/>
+                    <a:ln w="9525">
+                      <a:noFill/>
+                      <a:headEnd/>
+                      <a:tailEnd/>
+                    </a:ln>
+                  </pic:spPr>
+                </pic:pic>
+              </a:graphicData>
+            </a:graphic>
+          </wp:inline>
+        </w:drawing>
+      </w:r>
+    </w:p>
+    <w:p>
+      <w:pPr>
+        <w:pStyle w:val="ImageCaption"/>
+      </w:pPr>
+      <w:r>
+        <w:t xml:space="preserve">The Naming Review sheet.</w:t>
+      </w:r>
+    </w:p>
+    <w:p>
+      <w:pPr>
+        <w:pStyle w:val="CaptionedFigure"/>
+        <w:keepNext/>
+      </w:pPr>
+      <w:r>
+        <w:drawing>
+          <wp:inline>
+            <wp:extent cx="6121400" cy="4383602"/>
+            <wp:effectExtent b="0" l="0" r="0" t="0"/>
+            <wp:docPr descr="The Merge Review sheet: drag the parts into play order." title="" id="49" name="Picture"/>
+            <a:graphic>
+              <a:graphicData uri="http://schemas.openxmlformats.org/drawingml/2006/picture">
+                <pic:pic>
+                  <pic:nvPicPr>
+                    <pic:cNvPr descr="_scaled/screens/merge-review-sheet.png" id="50" name="Picture"/>
+                    <pic:cNvPicPr>
+                      <a:picLocks noChangeArrowheads="1" noChangeAspect="1"/>
+                    </pic:cNvPicPr>
+                  </pic:nvPicPr>
+                  <pic:blipFill>
+                    <a:blip r:embed="rId48"/>
+                    <a:stretch>
+                      <a:fillRect/>
+                    </a:stretch>
+                  </pic:blipFill>
+                  <pic:spPr bwMode="auto">
+                    <a:xfrm>
+                      <a:off x="0" y="0"/>
+                      <a:ext cx="6121400" cy="4383602"/>
+                    </a:xfrm>
+                    <a:prstGeom prst="rect">
+                      <a:avLst/>
+                    </a:prstGeom>
+                    <a:noFill/>
+                    <a:ln w="9525">
+                      <a:noFill/>
+                      <a:headEnd/>
+                      <a:tailEnd/>
+                    </a:ln>
+                  </pic:spPr>
+                </pic:pic>
+              </a:graphicData>
+            </a:graphic>
+          </wp:inline>
+        </w:drawing>
+      </w:r>
+    </w:p>
+    <w:p>
+      <w:pPr>
+        <w:pStyle w:val="ImageCaption"/>
+      </w:pPr>
+      <w:r>
+        <w:t xml:space="preserve">The Merge Review sheet: drag the parts into play order.</w:t>
+      </w:r>
+    </w:p>
+    <w:bookmarkEnd w:id="51"/>
+    <w:bookmarkStart w:id="52" w:name="turn-on-the-time-savers-optional"/>
     <w:p>
       <w:pPr>
         <w:pStyle w:val="Heading1"/>
@@ -1994,8 +2442,8 @@
         </w:tc>
       </w:tr>
     </w:tbl>
-    <w:bookmarkEnd w:id="28"/>
-    <w:bookmarkStart w:id="29" w:name="if-something-looks-wrong"/>
+    <w:bookmarkEnd w:id="52"/>
+    <w:bookmarkStart w:id="53" w:name="if-something-looks-wrong"/>
     <w:p>
       <w:pPr>
         <w:pStyle w:val="Heading1"/>
@@ -2476,8 +2924,8 @@
         </w:tc>
       </w:tr>
     </w:tbl>
-    <w:bookmarkEnd w:id="29"/>
-    <w:bookmarkStart w:id="30" w:name="where-to-go-next"/>
+    <w:bookmarkEnd w:id="53"/>
+    <w:bookmarkStart w:id="54" w:name="where-to-go-next"/>
     <w:p>
       <w:pPr>
         <w:pStyle w:val="Heading1"/>
@@ -2554,11 +3002,11 @@
         <w:t xml:space="preserve">Media Metadata Manager is based on Subler by Damiano Galassi and contributors and on MP42Foundation. See CREDITS.md for full attribution.</w:t>
       </w:r>
     </w:p>
-    <w:bookmarkEnd w:id="30"/>
+    <w:bookmarkEnd w:id="54"/>
     <w:sectPr>
       <w:headerReference r:id="rId9" w:type="default"/>
-      <w:footerReference r:id="rId10" w:type="default"/>
-      <w:headerReference w:type="first" r:id="rId11"/>
+      <w:footerReference r:id="rId11" w:type="default"/>
+      <w:headerReference r:id="rId10" w:type="first"/>
       <w:pgSz w:h="15840" w:w="12240"/>
       <w:pgMar w:bottom="1224" w:left="1296" w:right="1296" w:top="1296"/>
       <w:titlePg/>
@@ -2642,7 +3090,7 @@
         <w:color w:val="6B7B8B"/>
         <w:sz w:val="15"/>
       </w:rPr>
-      <w:t>Documentation set of October 15, 2026</w:t>
+      <w:t>Documentation set of October 17, 2026</w:t>
     </w:r>
   </w:p>
 </w:hdr>

--- a/Documentation/Getting-Started.docx
+++ b/Documentation/Getting-Started.docx
@@ -184,7 +184,7 @@
           <w:b/>
           <w:sz w:val="21"/>
         </w:rPr>
-        <w:t xml:space="preserve">3</w:t>
+        <w:t xml:space="preserve">4</w:t>
       </w:r>
     </w:p>
     <w:p>
@@ -212,7 +212,7 @@
           <w:b/>
           <w:sz w:val="21"/>
         </w:rPr>
-        <w:t xml:space="preserve">5</w:t>
+        <w:t xml:space="preserve">6</w:t>
       </w:r>
     </w:p>
     <w:p>
@@ -240,7 +240,7 @@
           <w:b/>
           <w:sz w:val="21"/>
         </w:rPr>
-        <w:t xml:space="preserve">8</w:t>
+        <w:t xml:space="preserve">9</w:t>
       </w:r>
     </w:p>
     <w:p>
@@ -268,7 +268,7 @@
           <w:b/>
           <w:sz w:val="21"/>
         </w:rPr>
-        <w:t xml:space="preserve">10</w:t>
+        <w:t xml:space="preserve">11</w:t>
       </w:r>
     </w:p>
     <w:p>
@@ -296,7 +296,7 @@
           <w:b/>
           <w:sz w:val="21"/>
         </w:rPr>
-        <w:t xml:space="preserve">12</w:t>
+        <w:t xml:space="preserve">14</w:t>
       </w:r>
     </w:p>
     <w:p>
@@ -324,7 +324,7 @@
           <w:b/>
           <w:sz w:val="21"/>
         </w:rPr>
-        <w:t xml:space="preserve">13</w:t>
+        <w:t xml:space="preserve">15</w:t>
       </w:r>
     </w:p>
     <w:p>
@@ -352,7 +352,7 @@
           <w:b/>
           <w:sz w:val="21"/>
         </w:rPr>
-        <w:t xml:space="preserve">13</w:t>
+        <w:t xml:space="preserve">15</w:t>
       </w:r>
     </w:p>
     <w:p>
@@ -498,6 +498,7 @@
     <w:p>
       <w:pPr>
         <w:pStyle w:val="FirstParagraph"/>
+        <w:keepNext/>
       </w:pPr>
       <w:r>
         <w:t xml:space="preserve">M3 has four places you will use:</w:t>
@@ -573,8 +574,8 @@
         <w:tblLook w:firstRow="1" w:lastRow="0" w:firstColumn="0" w:lastColumn="0" w:noHBand="0" w:noVBand="0" w:val="0020"/>
       </w:tblPr>
       <w:tblGrid>
-        <w:gridCol w:w="4824"/>
-        <w:gridCol w:w="4824"/>
+        <w:gridCol w:w="1934"/>
+        <w:gridCol w:w="7713"/>
       </w:tblGrid>
       <w:tr>
         <w:trPr>
@@ -583,7 +584,7 @@
         </w:trPr>
         <w:tc>
           <w:tcPr>
-            <w:tcW w:w="4824" w:type="dxa"/>
+            <w:tcW w:w="1934" w:type="dxa"/>
             <w:shd w:val="clear" w:color="auto" w:fill="1F4E79"/>
             <w:tcBorders>
               <w:top w:val="nil"/>
@@ -610,7 +611,7 @@
         </w:tc>
         <w:tc>
           <w:tcPr>
-            <w:tcW w:w="4824" w:type="dxa"/>
+            <w:tcW w:w="7713" w:type="dxa"/>
             <w:shd w:val="clear" w:color="auto" w:fill="1F4E79"/>
             <w:tcBorders>
               <w:top w:val="nil"/>
@@ -642,7 +643,7 @@
         </w:trPr>
         <w:tc>
           <w:tcPr>
-            <w:tcW w:w="4824" w:type="dxa"/>
+            <w:tcW w:w="1934" w:type="dxa"/>
             <w:tcBorders>
               <w:top w:val="nil"/>
               <w:left w:val="nil"/>
@@ -668,7 +669,7 @@
         </w:tc>
         <w:tc>
           <w:tcPr>
-            <w:tcW w:w="4824" w:type="dxa"/>
+            <w:tcW w:w="7713" w:type="dxa"/>
             <w:tcBorders>
               <w:top w:val="nil"/>
               <w:left w:val="nil"/>
@@ -697,7 +698,7 @@
         </w:trPr>
         <w:tc>
           <w:tcPr>
-            <w:tcW w:w="4824" w:type="dxa"/>
+            <w:tcW w:w="1934" w:type="dxa"/>
             <w:tcBorders>
               <w:top w:val="nil"/>
               <w:left w:val="nil"/>
@@ -723,7 +724,7 @@
         </w:tc>
         <w:tc>
           <w:tcPr>
-            <w:tcW w:w="4824" w:type="dxa"/>
+            <w:tcW w:w="7713" w:type="dxa"/>
             <w:tcBorders>
               <w:top w:val="nil"/>
               <w:left w:val="nil"/>
@@ -752,7 +753,7 @@
         </w:trPr>
         <w:tc>
           <w:tcPr>
-            <w:tcW w:w="4824" w:type="dxa"/>
+            <w:tcW w:w="1934" w:type="dxa"/>
             <w:tcBorders>
               <w:top w:val="nil"/>
               <w:left w:val="nil"/>
@@ -778,7 +779,7 @@
         </w:tc>
         <w:tc>
           <w:tcPr>
-            <w:tcW w:w="4824" w:type="dxa"/>
+            <w:tcW w:w="7713" w:type="dxa"/>
             <w:tcBorders>
               <w:top w:val="nil"/>
               <w:left w:val="nil"/>
@@ -807,7 +808,7 @@
         </w:trPr>
         <w:tc>
           <w:tcPr>
-            <w:tcW w:w="4824" w:type="dxa"/>
+            <w:tcW w:w="1934" w:type="dxa"/>
             <w:tcBorders>
               <w:top w:val="nil"/>
               <w:left w:val="nil"/>
@@ -833,7 +834,7 @@
         </w:tc>
         <w:tc>
           <w:tcPr>
-            <w:tcW w:w="4824" w:type="dxa"/>
+            <w:tcW w:w="7713" w:type="dxa"/>
             <w:tcBorders>
               <w:top w:val="nil"/>
               <w:left w:val="nil"/>
@@ -860,6 +861,7 @@
     <w:p>
       <w:pPr>
         <w:pStyle w:val="BodyText"/>
+        <w:keepNext/>
       </w:pPr>
       <w:r>
         <w:t xml:space="preserve">Work flows in one direction:</w:t>
@@ -1140,6 +1142,7 @@
           <w:numId w:val="1002"/>
         </w:numPr>
         <w:pStyle w:val="Compact"/>
+        <w:keepNext/>
       </w:pPr>
       <w:r>
         <w:t xml:space="preserve">Still in Preferences, open</w:t>
@@ -1241,6 +1244,7 @@
     <w:p>
       <w:pPr>
         <w:pStyle w:val="ImageCaption"/>
+        <w:keepNext/>
       </w:pPr>
       <w:r>
         <w:t xml:space="preserve">Preferences &gt; Sources &gt; Media Intake.</w:t>
@@ -1297,6 +1301,7 @@
     <w:p>
       <w:pPr>
         <w:pStyle w:val="ImageCaption"/>
+        <w:keepNext/>
       </w:pPr>
       <w:r>
         <w:t xml:space="preserve">Preferences &gt; Sources &gt; Media Locations.</w:t>
@@ -1498,6 +1503,7 @@
           <w:numId w:val="1003"/>
         </w:numPr>
         <w:pStyle w:val="Compact"/>
+        <w:keepNext/>
       </w:pPr>
       <w:r>
         <w:t xml:space="preserve">Click</w:t>
@@ -1583,6 +1589,7 @@
     <w:p>
       <w:pPr>
         <w:pStyle w:val="ImageCaption"/>
+        <w:keepNext/>
       </w:pPr>
       <w:r>
         <w:t xml:space="preserve">The Welcome window. Choose Tag One File to tag a single file.</w:t>
@@ -1948,6 +1955,7 @@
           <w:numId w:val="1004"/>
         </w:numPr>
         <w:pStyle w:val="Compact"/>
+        <w:keepNext/>
       </w:pPr>
       <w:r>
         <w:t xml:space="preserve">Open the Ready folder and check the result. That is your final checkpoint before the file goes to Plex, Jellyfin, Apple TV or wherever your library lives.</w:t>
@@ -2004,6 +2012,7 @@
     <w:p>
       <w:pPr>
         <w:pStyle w:val="ImageCaption"/>
+        <w:keepNext/>
       </w:pPr>
       <w:r>
         <w:t xml:space="preserve">The Naming Review sheet.</w:t>
@@ -2113,8 +2122,8 @@
         <w:tblLook w:firstRow="1" w:lastRow="0" w:firstColumn="0" w:lastColumn="0" w:noHBand="0" w:noVBand="0" w:val="0020"/>
       </w:tblPr>
       <w:tblGrid>
-        <w:gridCol w:w="4824"/>
-        <w:gridCol w:w="4824"/>
+        <w:gridCol w:w="3669"/>
+        <w:gridCol w:w="5978"/>
       </w:tblGrid>
       <w:tr>
         <w:trPr>
@@ -2123,7 +2132,7 @@
         </w:trPr>
         <w:tc>
           <w:tcPr>
-            <w:tcW w:w="4824" w:type="dxa"/>
+            <w:tcW w:w="3669" w:type="dxa"/>
             <w:shd w:val="clear" w:color="auto" w:fill="1F4E79"/>
             <w:tcBorders>
               <w:top w:val="nil"/>
@@ -2150,7 +2159,7 @@
         </w:tc>
         <w:tc>
           <w:tcPr>
-            <w:tcW w:w="4824" w:type="dxa"/>
+            <w:tcW w:w="5978" w:type="dxa"/>
             <w:shd w:val="clear" w:color="auto" w:fill="1F4E79"/>
             <w:tcBorders>
               <w:top w:val="nil"/>
@@ -2182,7 +2191,7 @@
         </w:trPr>
         <w:tc>
           <w:tcPr>
-            <w:tcW w:w="4824" w:type="dxa"/>
+            <w:tcW w:w="3669" w:type="dxa"/>
             <w:tcBorders>
               <w:top w:val="nil"/>
               <w:left w:val="nil"/>
@@ -2206,7 +2215,7 @@
         </w:tc>
         <w:tc>
           <w:tcPr>
-            <w:tcW w:w="4824" w:type="dxa"/>
+            <w:tcW w:w="5978" w:type="dxa"/>
             <w:tcBorders>
               <w:top w:val="nil"/>
               <w:left w:val="nil"/>
@@ -2235,7 +2244,7 @@
         </w:trPr>
         <w:tc>
           <w:tcPr>
-            <w:tcW w:w="4824" w:type="dxa"/>
+            <w:tcW w:w="3669" w:type="dxa"/>
             <w:tcBorders>
               <w:top w:val="nil"/>
               <w:left w:val="nil"/>
@@ -2259,7 +2268,7 @@
         </w:tc>
         <w:tc>
           <w:tcPr>
-            <w:tcW w:w="4824" w:type="dxa"/>
+            <w:tcW w:w="5978" w:type="dxa"/>
             <w:tcBorders>
               <w:top w:val="nil"/>
               <w:left w:val="nil"/>
@@ -2288,7 +2297,7 @@
         </w:trPr>
         <w:tc>
           <w:tcPr>
-            <w:tcW w:w="4824" w:type="dxa"/>
+            <w:tcW w:w="3669" w:type="dxa"/>
             <w:tcBorders>
               <w:top w:val="nil"/>
               <w:left w:val="nil"/>
@@ -2312,7 +2321,7 @@
         </w:tc>
         <w:tc>
           <w:tcPr>
-            <w:tcW w:w="4824" w:type="dxa"/>
+            <w:tcW w:w="5978" w:type="dxa"/>
             <w:tcBorders>
               <w:top w:val="nil"/>
               <w:left w:val="nil"/>
@@ -2341,7 +2350,7 @@
         </w:trPr>
         <w:tc>
           <w:tcPr>
-            <w:tcW w:w="4824" w:type="dxa"/>
+            <w:tcW w:w="3669" w:type="dxa"/>
             <w:tcBorders>
               <w:top w:val="nil"/>
               <w:left w:val="nil"/>
@@ -2365,7 +2374,7 @@
         </w:tc>
         <w:tc>
           <w:tcPr>
-            <w:tcW w:w="4824" w:type="dxa"/>
+            <w:tcW w:w="5978" w:type="dxa"/>
             <w:tcBorders>
               <w:top w:val="nil"/>
               <w:left w:val="nil"/>
@@ -2394,7 +2403,7 @@
         </w:trPr>
         <w:tc>
           <w:tcPr>
-            <w:tcW w:w="4824" w:type="dxa"/>
+            <w:tcW w:w="3669" w:type="dxa"/>
             <w:tcBorders>
               <w:top w:val="nil"/>
               <w:left w:val="nil"/>
@@ -2418,7 +2427,7 @@
         </w:tc>
         <w:tc>
           <w:tcPr>
-            <w:tcW w:w="4824" w:type="dxa"/>
+            <w:tcW w:w="5978" w:type="dxa"/>
             <w:tcBorders>
               <w:top w:val="nil"/>
               <w:left w:val="nil"/>
@@ -2466,8 +2475,8 @@
         <w:tblLook w:firstRow="1" w:lastRow="0" w:firstColumn="0" w:lastColumn="0" w:noHBand="0" w:noVBand="0" w:val="0020"/>
       </w:tblPr>
       <w:tblGrid>
-        <w:gridCol w:w="4824"/>
-        <w:gridCol w:w="4824"/>
+        <w:gridCol w:w="2611"/>
+        <w:gridCol w:w="7036"/>
       </w:tblGrid>
       <w:tr>
         <w:trPr>
@@ -2476,7 +2485,7 @@
         </w:trPr>
         <w:tc>
           <w:tcPr>
-            <w:tcW w:w="4824" w:type="dxa"/>
+            <w:tcW w:w="2611" w:type="dxa"/>
             <w:shd w:val="clear" w:color="auto" w:fill="1F4E79"/>
             <w:tcBorders>
               <w:top w:val="nil"/>
@@ -2503,7 +2512,7 @@
         </w:tc>
         <w:tc>
           <w:tcPr>
-            <w:tcW w:w="4824" w:type="dxa"/>
+            <w:tcW w:w="7036" w:type="dxa"/>
             <w:shd w:val="clear" w:color="auto" w:fill="1F4E79"/>
             <w:tcBorders>
               <w:top w:val="nil"/>
@@ -2535,7 +2544,7 @@
         </w:trPr>
         <w:tc>
           <w:tcPr>
-            <w:tcW w:w="4824" w:type="dxa"/>
+            <w:tcW w:w="2611" w:type="dxa"/>
             <w:tcBorders>
               <w:top w:val="nil"/>
               <w:left w:val="nil"/>
@@ -2559,7 +2568,7 @@
         </w:tc>
         <w:tc>
           <w:tcPr>
-            <w:tcW w:w="4824" w:type="dxa"/>
+            <w:tcW w:w="7036" w:type="dxa"/>
             <w:tcBorders>
               <w:top w:val="nil"/>
               <w:left w:val="nil"/>
@@ -2658,7 +2667,7 @@
         </w:trPr>
         <w:tc>
           <w:tcPr>
-            <w:tcW w:w="4824" w:type="dxa"/>
+            <w:tcW w:w="2611" w:type="dxa"/>
             <w:tcBorders>
               <w:top w:val="nil"/>
               <w:left w:val="nil"/>
@@ -2696,7 +2705,7 @@
         </w:tc>
         <w:tc>
           <w:tcPr>
-            <w:tcW w:w="4824" w:type="dxa"/>
+            <w:tcW w:w="7036" w:type="dxa"/>
             <w:tcBorders>
               <w:top w:val="nil"/>
               <w:left w:val="nil"/>
@@ -2725,7 +2734,7 @@
         </w:trPr>
         <w:tc>
           <w:tcPr>
-            <w:tcW w:w="4824" w:type="dxa"/>
+            <w:tcW w:w="2611" w:type="dxa"/>
             <w:tcBorders>
               <w:top w:val="nil"/>
               <w:left w:val="nil"/>
@@ -2749,7 +2758,7 @@
         </w:tc>
         <w:tc>
           <w:tcPr>
-            <w:tcW w:w="4824" w:type="dxa"/>
+            <w:tcW w:w="7036" w:type="dxa"/>
             <w:tcBorders>
               <w:top w:val="nil"/>
               <w:left w:val="nil"/>
@@ -2778,7 +2787,7 @@
         </w:trPr>
         <w:tc>
           <w:tcPr>
-            <w:tcW w:w="4824" w:type="dxa"/>
+            <w:tcW w:w="2611" w:type="dxa"/>
             <w:tcBorders>
               <w:top w:val="nil"/>
               <w:left w:val="nil"/>
@@ -2802,7 +2811,7 @@
         </w:tc>
         <w:tc>
           <w:tcPr>
-            <w:tcW w:w="4824" w:type="dxa"/>
+            <w:tcW w:w="7036" w:type="dxa"/>
             <w:tcBorders>
               <w:top w:val="nil"/>
               <w:left w:val="nil"/>
@@ -2857,7 +2866,7 @@
         </w:trPr>
         <w:tc>
           <w:tcPr>
-            <w:tcW w:w="4824" w:type="dxa"/>
+            <w:tcW w:w="2611" w:type="dxa"/>
             <w:tcBorders>
               <w:top w:val="nil"/>
               <w:left w:val="nil"/>
@@ -2881,7 +2890,7 @@
         </w:tc>
         <w:tc>
           <w:tcPr>
-            <w:tcW w:w="4824" w:type="dxa"/>
+            <w:tcW w:w="7036" w:type="dxa"/>
             <w:tcBorders>
               <w:top w:val="nil"/>
               <w:left w:val="nil"/>

--- a/Documentation/Getting-Started.docx
+++ b/Documentation/Getting-Started.docx
@@ -184,7 +184,7 @@
           <w:b/>
           <w:sz w:val="21"/>
         </w:rPr>
-        <w:t xml:space="preserve">4</w:t>
+        <w:t xml:space="preserve">3</w:t>
       </w:r>
     </w:p>
     <w:p>
@@ -512,7 +512,7 @@
       <w:r>
         <w:drawing>
           <wp:inline>
-            <wp:extent cx="6121400" cy="4591050"/>
+            <wp:extent cx="6121400" cy="3785065"/>
             <wp:effectExtent b="0" l="0" r="0" t="0"/>
             <wp:docPr descr="The Queue window. Each row is one file or folder waiting for you." title="" id="22" name="Picture"/>
             <a:graphic>
@@ -533,7 +533,7 @@
                   <pic:spPr bwMode="auto">
                     <a:xfrm>
                       <a:off x="0" y="0"/>
-                      <a:ext cx="6121400" cy="4591050"/>
+                      <a:ext cx="6121400" cy="3785065"/>
                     </a:xfrm>
                     <a:prstGeom prst="rect">
                       <a:avLst/>
@@ -1201,7 +1201,7 @@
       <w:r>
         <w:drawing>
           <wp:inline>
-            <wp:extent cx="6121400" cy="4724983"/>
+            <wp:extent cx="6121400" cy="4909241"/>
             <wp:effectExtent b="0" l="0" r="0" t="0"/>
             <wp:docPr descr="Preferences &gt; Sources &gt; Media Intake." title="" id="29" name="Picture"/>
             <a:graphic>
@@ -1222,7 +1222,7 @@
                   <pic:spPr bwMode="auto">
                     <a:xfrm>
                       <a:off x="0" y="0"/>
-                      <a:ext cx="6121400" cy="4724983"/>
+                      <a:ext cx="6121400" cy="4909241"/>
                     </a:xfrm>
                     <a:prstGeom prst="rect">
                       <a:avLst/>
@@ -1258,7 +1258,7 @@
       <w:r>
         <w:drawing>
           <wp:inline>
-            <wp:extent cx="6121400" cy="5204023"/>
+            <wp:extent cx="6121400" cy="5246914"/>
             <wp:effectExtent b="0" l="0" r="0" t="0"/>
             <wp:docPr descr="Preferences &gt; Sources &gt; Media Locations." title="" id="32" name="Picture"/>
             <a:graphic>
@@ -1279,7 +1279,7 @@
                   <pic:spPr bwMode="auto">
                     <a:xfrm>
                       <a:off x="0" y="0"/>
-                      <a:ext cx="6121400" cy="5204023"/>
+                      <a:ext cx="6121400" cy="5246914"/>
                     </a:xfrm>
                     <a:prstGeom prst="rect">
                       <a:avLst/>
@@ -1315,7 +1315,7 @@
       <w:r>
         <w:drawing>
           <wp:inline>
-            <wp:extent cx="6121400" cy="3393956"/>
+            <wp:extent cx="6121400" cy="3787995"/>
             <wp:effectExtent b="0" l="0" r="0" t="0"/>
             <wp:docPr descr="Preferences &gt; Sources &gt; Providers." title="" id="35" name="Picture"/>
             <a:graphic>
@@ -1336,7 +1336,7 @@
                   <pic:spPr bwMode="auto">
                     <a:xfrm>
                       <a:off x="0" y="0"/>
-                      <a:ext cx="6121400" cy="3393956"/>
+                      <a:ext cx="6121400" cy="3787995"/>
                     </a:xfrm>
                     <a:prstGeom prst="rect">
                       <a:avLst/>
@@ -1546,7 +1546,7 @@
       <w:r>
         <w:drawing>
           <wp:inline>
-            <wp:extent cx="6121400" cy="5553997"/>
+            <wp:extent cx="6121400" cy="5647720"/>
             <wp:effectExtent b="0" l="0" r="0" t="0"/>
             <wp:docPr descr="The Welcome window. Choose Tag One File to tag a single file." title="" id="39" name="Picture"/>
             <a:graphic>
@@ -1567,7 +1567,7 @@
                   <pic:spPr bwMode="auto">
                     <a:xfrm>
                       <a:off x="0" y="0"/>
-                      <a:ext cx="6121400" cy="5553997"/>
+                      <a:ext cx="6121400" cy="5647720"/>
                     </a:xfrm>
                     <a:prstGeom prst="rect">
                       <a:avLst/>
@@ -1603,7 +1603,7 @@
       <w:r>
         <w:drawing>
           <wp:inline>
-            <wp:extent cx="6121400" cy="4383602"/>
+            <wp:extent cx="6121400" cy="5174949"/>
             <wp:effectExtent b="0" l="0" r="0" t="0"/>
             <wp:docPr descr="The Editor. Search Metadata is in the toolbar." title="" id="42" name="Picture"/>
             <a:graphic>
@@ -1624,7 +1624,7 @@
                   <pic:spPr bwMode="auto">
                     <a:xfrm>
                       <a:off x="0" y="0"/>
-                      <a:ext cx="6121400" cy="4383602"/>
+                      <a:ext cx="6121400" cy="5174949"/>
                     </a:xfrm>
                     <a:prstGeom prst="rect">
                       <a:avLst/>
@@ -1969,7 +1969,7 @@
       <w:r>
         <w:drawing>
           <wp:inline>
-            <wp:extent cx="6121400" cy="4383602"/>
+            <wp:extent cx="6121400" cy="3917696"/>
             <wp:effectExtent b="0" l="0" r="0" t="0"/>
             <wp:docPr descr="The Naming Review sheet." title="" id="46" name="Picture"/>
             <a:graphic>
@@ -1990,7 +1990,7 @@
                   <pic:spPr bwMode="auto">
                     <a:xfrm>
                       <a:off x="0" y="0"/>
-                      <a:ext cx="6121400" cy="4383602"/>
+                      <a:ext cx="6121400" cy="3917696"/>
                     </a:xfrm>
                     <a:prstGeom prst="rect">
                       <a:avLst/>
@@ -2026,7 +2026,7 @@
       <w:r>
         <w:drawing>
           <wp:inline>
-            <wp:extent cx="6121400" cy="4383602"/>
+            <wp:extent cx="6121400" cy="3917696"/>
             <wp:effectExtent b="0" l="0" r="0" t="0"/>
             <wp:docPr descr="The Merge Review sheet: drag the parts into play order." title="" id="49" name="Picture"/>
             <a:graphic>
@@ -2047,7 +2047,7 @@
                   <pic:spPr bwMode="auto">
                     <a:xfrm>
                       <a:off x="0" y="0"/>
-                      <a:ext cx="6121400" cy="4383602"/>
+                      <a:ext cx="6121400" cy="3917696"/>
                     </a:xfrm>
                     <a:prstGeom prst="rect">
                       <a:avLst/>

--- a/Documentation/Getting-Started.docx
+++ b/Documentation/Getting-Started.docx
@@ -156,7 +156,7 @@
           <w:b/>
           <w:sz w:val="21"/>
         </w:rPr>
-        <w:t xml:space="preserve">3</w:t>
+        <w:t xml:space="preserve">4</w:t>
       </w:r>
     </w:p>
     <w:p>
@@ -184,7 +184,7 @@
           <w:b/>
           <w:sz w:val="21"/>
         </w:rPr>
-        <w:t xml:space="preserve">3</w:t>
+        <w:t xml:space="preserve">4</w:t>
       </w:r>
     </w:p>
     <w:p>
@@ -212,7 +212,7 @@
           <w:b/>
           <w:sz w:val="21"/>
         </w:rPr>
-        <w:t xml:space="preserve">6</w:t>
+        <w:t xml:space="preserve">7</w:t>
       </w:r>
     </w:p>
     <w:p>
@@ -240,7 +240,7 @@
           <w:b/>
           <w:sz w:val="21"/>
         </w:rPr>
-        <w:t xml:space="preserve">9</w:t>
+        <w:t xml:space="preserve">10</w:t>
       </w:r>
     </w:p>
     <w:p>
@@ -268,7 +268,7 @@
           <w:b/>
           <w:sz w:val="21"/>
         </w:rPr>
-        <w:t xml:space="preserve">11</w:t>
+        <w:t xml:space="preserve">12</w:t>
       </w:r>
     </w:p>
     <w:p>
@@ -296,7 +296,7 @@
           <w:b/>
           <w:sz w:val="21"/>
         </w:rPr>
-        <w:t xml:space="preserve">14</w:t>
+        <w:t xml:space="preserve">15</w:t>
       </w:r>
     </w:p>
     <w:p>
@@ -324,7 +324,7 @@
           <w:b/>
           <w:sz w:val="21"/>
         </w:rPr>
-        <w:t xml:space="preserve">15</w:t>
+        <w:t xml:space="preserve">16</w:t>
       </w:r>
     </w:p>
     <w:p>
@@ -352,7 +352,7 @@
           <w:b/>
           <w:sz w:val="21"/>
         </w:rPr>
-        <w:t xml:space="preserve">15</w:t>
+        <w:t xml:space="preserve">16</w:t>
       </w:r>
     </w:p>
     <w:p>
@@ -360,14 +360,15 @@
         <w:br w:type="page"/>
       </w:r>
     </w:p>
-    <w:bookmarkStart w:id="20" w:name="welcome"/>
     <w:p>
       <w:pPr>
         <w:pStyle w:val="Heading1"/>
       </w:pPr>
+      <w:bookmarkStart w:id="20" w:name="welcome"/>
       <w:r>
         <w:t xml:space="preserve">Welcome</w:t>
       </w:r>
+      <w:bookmarkEnd w:id="20"/>
     </w:p>
     <w:p>
       <w:pPr>
@@ -381,7 +382,6 @@
       </w:r>
       <w:r>
         <w:rPr>
-          <w:iCs/>
           <w:i/>
         </w:rPr>
         <w:t xml:space="preserve">Intake</w:t>
@@ -405,7 +405,6 @@
       </w:r>
       <w:r>
         <w:rPr>
-          <w:bCs/>
           <w:b/>
         </w:rPr>
         <w:t xml:space="preserve">User Guide</w:t>
@@ -420,7 +419,6 @@
       </w:pPr>
       <w:r>
         <w:rPr>
-          <w:bCs/>
           <w:b/>
         </w:rPr>
         <w:t xml:space="preserve">What you need</w:t>
@@ -454,7 +452,6 @@
       </w:r>
       <w:r>
         <w:rPr>
-          <w:iCs/>
           <w:i/>
         </w:rPr>
         <w:t xml:space="preserve">Incoming Folder</w:t>
@@ -464,7 +461,6 @@
       </w:r>
       <w:r>
         <w:rPr>
-          <w:iCs/>
           <w:i/>
         </w:rPr>
         <w:t xml:space="preserve">Ready for Media Library</w:t>
@@ -485,15 +481,15 @@
         <w:t xml:space="preserve">An internet connection for metadata and artwork lookups.</w:t>
       </w:r>
     </w:p>
-    <w:bookmarkEnd w:id="20"/>
-    <w:bookmarkStart w:id="27" w:name="the-60-second-tour"/>
     <w:p>
       <w:pPr>
         <w:pStyle w:val="Heading1"/>
       </w:pPr>
+      <w:bookmarkStart w:id="21" w:name="the-60-second-tour"/>
       <w:r>
         <w:t xml:space="preserve">The 60-second tour</w:t>
       </w:r>
+      <w:bookmarkEnd w:id="21"/>
     </w:p>
     <w:p>
       <w:pPr>
@@ -514,18 +510,18 @@
           <wp:inline>
             <wp:extent cx="6121400" cy="3785065"/>
             <wp:effectExtent b="0" l="0" r="0" t="0"/>
-            <wp:docPr descr="The Queue window. Each row is one file or folder waiting for you." title="" id="22" name="Picture"/>
+            <wp:docPr descr="The Queue window. Each row is one file or folder waiting for you." title="" id="1" name="Picture"/>
             <a:graphic>
               <a:graphicData uri="http://schemas.openxmlformats.org/drawingml/2006/picture">
                 <pic:pic>
                   <pic:nvPicPr>
-                    <pic:cNvPr descr="_scaled/screens/queue-movies-tab.png" id="23" name="Picture"/>
+                    <pic:cNvPr descr="_scaled/screens/queue-movies-tab.png" id="0" name="Picture"/>
                     <pic:cNvPicPr>
                       <a:picLocks noChangeArrowheads="1" noChangeAspect="1"/>
                     </pic:cNvPicPr>
                   </pic:nvPicPr>
                   <pic:blipFill>
-                    <a:blip r:embed="rId21"/>
+                    <a:blip r:embed="rId22"/>
                     <a:stretch>
                       <a:fillRect/>
                     </a:stretch>
@@ -659,7 +655,6 @@
             </w:pPr>
             <w:r>
               <w:rPr>
-                <w:bCs/>
                 <w:b/>
                 <w:sz w:val="17"/>
               </w:rPr>
@@ -714,7 +709,6 @@
             </w:pPr>
             <w:r>
               <w:rPr>
-                <w:bCs/>
                 <w:b/>
                 <w:sz w:val="17"/>
               </w:rPr>
@@ -769,7 +763,6 @@
             </w:pPr>
             <w:r>
               <w:rPr>
-                <w:bCs/>
                 <w:b/>
                 <w:sz w:val="17"/>
               </w:rPr>
@@ -824,11 +817,10 @@
             </w:pPr>
             <w:r>
               <w:rPr>
-                <w:bCs/>
                 <w:b/>
                 <w:sz w:val="17"/>
               </w:rPr>
-              <w:t xml:space="preserve">Preferences</w:t>
+              <w:t xml:space="preserve">Settings</w:t>
             </w:r>
           </w:p>
         </w:tc>
@@ -871,7 +863,6 @@
       </w:r>
       <w:r>
         <w:rPr>
-          <w:bCs/>
           <w:b/>
         </w:rPr>
         <w:t xml:space="preserve">Incoming Folder → Queue → (review where needed) → Ready for Media Library.</w:t>
@@ -893,18 +884,18 @@
           <wp:inline>
             <wp:extent cx="1883418" cy="6900000"/>
             <wp:effectExtent b="0" l="0" r="0" t="0"/>
-            <wp:docPr descr="The Intake pipeline at a glance. Yellow boxes are the moments where M3 asks for your decision." title="" id="25" name="Picture"/>
+            <wp:docPr descr="The Intake pipeline at a glance. Yellow boxes are the moments where M3 asks for your decision." title="" id="1" name="Picture"/>
             <a:graphic>
               <a:graphicData uri="http://schemas.openxmlformats.org/drawingml/2006/picture">
                 <pic:pic>
                   <pic:nvPicPr>
-                    <pic:cNvPr descr="images/pipeline.png" id="26" name="Picture"/>
+                    <pic:cNvPr descr="images/pipeline.png" id="0" name="Picture"/>
                     <pic:cNvPicPr>
                       <a:picLocks noChangeArrowheads="1" noChangeAspect="1"/>
                     </pic:cNvPicPr>
                   </pic:nvPicPr>
                   <pic:blipFill>
-                    <a:blip r:embed="rId24"/>
+                    <a:blip r:embed="rId23"/>
                     <a:stretch>
                       <a:fillRect/>
                     </a:stretch>
@@ -939,15 +930,15 @@
         <w:t xml:space="preserve">The Intake pipeline at a glance. Yellow boxes are the moments where M3 asks for your decision.</w:t>
       </w:r>
     </w:p>
-    <w:bookmarkEnd w:id="27"/>
-    <w:bookmarkStart w:id="37" w:name="set-up-once-3-minutes"/>
     <w:p>
       <w:pPr>
         <w:pStyle w:val="Heading1"/>
       </w:pPr>
+      <w:bookmarkStart w:id="24" w:name="set-up-once-3-minutes"/>
       <w:r>
         <w:t xml:space="preserve">Set up once (3 minutes)</w:t>
       </w:r>
+      <w:bookmarkEnd w:id="24"/>
     </w:p>
     <w:p>
       <w:pPr>
@@ -965,10 +956,9 @@
       </w:r>
       <w:r>
         <w:rPr>
-          <w:bCs/>
-          <w:b/>
-        </w:rPr>
-        <w:t xml:space="preserve">Media Metadata Manager → Preferences…</w:t>
+          <w:b/>
+        </w:rPr>
+        <w:t xml:space="preserve">Media Metadata Manager → Settings…</w:t>
       </w:r>
       <w:r>
         <w:t xml:space="preserve"> </w:t>
@@ -981,7 +971,6 @@
       </w:r>
       <w:r>
         <w:rPr>
-          <w:bCs/>
           <w:b/>
         </w:rPr>
         <w:t xml:space="preserve">Sources</w:t>
@@ -997,7 +986,6 @@
       </w:r>
       <w:r>
         <w:rPr>
-          <w:bCs/>
           <w:b/>
         </w:rPr>
         <w:t xml:space="preserve">Media Intake</w:t>
@@ -1025,7 +1013,6 @@
       </w:r>
       <w:r>
         <w:rPr>
-          <w:bCs/>
           <w:b/>
         </w:rPr>
         <w:t xml:space="preserve">Incoming Folders</w:t>
@@ -1038,7 +1025,6 @@
       </w:r>
       <w:r>
         <w:rPr>
-          <w:bCs/>
           <w:b/>
         </w:rPr>
         <w:t xml:space="preserve">+</w:t>
@@ -1066,7 +1052,6 @@
       </w:r>
       <w:r>
         <w:rPr>
-          <w:bCs/>
           <w:b/>
         </w:rPr>
         <w:t xml:space="preserve">Media Locations</w:t>
@@ -1082,7 +1067,6 @@
       </w:r>
       <w:r>
         <w:rPr>
-          <w:bCs/>
           <w:b/>
         </w:rPr>
         <w:t xml:space="preserve">Staging folder (Ready for Media Library)</w:t>
@@ -1095,7 +1079,6 @@
       </w:r>
       <w:r>
         <w:rPr>
-          <w:bCs/>
           <w:b/>
         </w:rPr>
         <w:t xml:space="preserve">Choose…</w:t>
@@ -1111,7 +1094,6 @@
       </w:r>
       <w:r>
         <w:rPr>
-          <w:bCs/>
           <w:b/>
         </w:rPr>
         <w:t xml:space="preserve">Deliver automatically</w:t>
@@ -1145,14 +1127,13 @@
         <w:keepNext/>
       </w:pPr>
       <w:r>
-        <w:t xml:space="preserve">Still in Preferences, open</w:t>
-      </w:r>
-      <w:r>
-        <w:t xml:space="preserve"> </w:t>
-      </w:r>
-      <w:r>
-        <w:rPr>
-          <w:bCs/>
+        <w:t xml:space="preserve">Still in Settings, open</w:t>
+      </w:r>
+      <w:r>
+        <w:t xml:space="preserve"> </w:t>
+      </w:r>
+      <w:r>
+        <w:rPr>
           <w:b/>
         </w:rPr>
         <w:t xml:space="preserve">Sources → Providers</w:t>
@@ -1168,7 +1149,6 @@
       </w:r>
       <w:r>
         <w:rPr>
-          <w:bCs/>
           <w:b/>
         </w:rPr>
         <w:t xml:space="preserve">Movies</w:t>
@@ -1184,7 +1164,6 @@
       </w:r>
       <w:r>
         <w:rPr>
-          <w:bCs/>
           <w:b/>
         </w:rPr>
         <w:t xml:space="preserve">TV Shows</w:t>
@@ -1203,18 +1182,18 @@
           <wp:inline>
             <wp:extent cx="6121400" cy="4909241"/>
             <wp:effectExtent b="0" l="0" r="0" t="0"/>
-            <wp:docPr descr="Preferences &gt; Sources &gt; Media Intake." title="" id="29" name="Picture"/>
+            <wp:docPr descr="Settings &gt; Sources &gt; Media Intake." title="" id="1" name="Picture"/>
             <a:graphic>
               <a:graphicData uri="http://schemas.openxmlformats.org/drawingml/2006/picture">
                 <pic:pic>
                   <pic:nvPicPr>
-                    <pic:cNvPr descr="_scaled/screens/prefs-media-intake.png" id="30" name="Picture"/>
+                    <pic:cNvPr descr="_scaled/screens/prefs-media-intake.png" id="0" name="Picture"/>
                     <pic:cNvPicPr>
                       <a:picLocks noChangeArrowheads="1" noChangeAspect="1"/>
                     </pic:cNvPicPr>
                   </pic:nvPicPr>
                   <pic:blipFill>
-                    <a:blip r:embed="rId28"/>
+                    <a:blip r:embed="rId25"/>
                     <a:stretch>
                       <a:fillRect/>
                     </a:stretch>
@@ -1247,7 +1226,7 @@
         <w:keepNext/>
       </w:pPr>
       <w:r>
-        <w:t xml:space="preserve">Preferences &gt; Sources &gt; Media Intake.</w:t>
+        <w:t xml:space="preserve">Settings &gt; Sources &gt; Media Intake.</w:t>
       </w:r>
     </w:p>
     <w:p>
@@ -1260,18 +1239,18 @@
           <wp:inline>
             <wp:extent cx="6121400" cy="5246914"/>
             <wp:effectExtent b="0" l="0" r="0" t="0"/>
-            <wp:docPr descr="Preferences &gt; Sources &gt; Media Locations." title="" id="32" name="Picture"/>
+            <wp:docPr descr="Settings &gt; Sources &gt; Media Locations." title="" id="1" name="Picture"/>
             <a:graphic>
               <a:graphicData uri="http://schemas.openxmlformats.org/drawingml/2006/picture">
                 <pic:pic>
                   <pic:nvPicPr>
-                    <pic:cNvPr descr="_scaled/screens/prefs-media-locations.png" id="33" name="Picture"/>
+                    <pic:cNvPr descr="_scaled/screens/prefs-media-locations.png" id="0" name="Picture"/>
                     <pic:cNvPicPr>
                       <a:picLocks noChangeArrowheads="1" noChangeAspect="1"/>
                     </pic:cNvPicPr>
                   </pic:nvPicPr>
                   <pic:blipFill>
-                    <a:blip r:embed="rId31"/>
+                    <a:blip r:embed="rId26"/>
                     <a:stretch>
                       <a:fillRect/>
                     </a:stretch>
@@ -1304,7 +1283,7 @@
         <w:keepNext/>
       </w:pPr>
       <w:r>
-        <w:t xml:space="preserve">Preferences &gt; Sources &gt; Media Locations.</w:t>
+        <w:t xml:space="preserve">Settings &gt; Sources &gt; Media Locations.</w:t>
       </w:r>
     </w:p>
     <w:p>
@@ -1317,18 +1296,18 @@
           <wp:inline>
             <wp:extent cx="6121400" cy="3787995"/>
             <wp:effectExtent b="0" l="0" r="0" t="0"/>
-            <wp:docPr descr="Preferences &gt; Sources &gt; Providers." title="" id="35" name="Picture"/>
+            <wp:docPr descr="Settings &gt; Sources &gt; Providers." title="" id="1" name="Picture"/>
             <a:graphic>
               <a:graphicData uri="http://schemas.openxmlformats.org/drawingml/2006/picture">
                 <pic:pic>
                   <pic:nvPicPr>
-                    <pic:cNvPr descr="_scaled/screens/prefs-providers.png" id="36" name="Picture"/>
+                    <pic:cNvPr descr="_scaled/screens/prefs-providers.png" id="0" name="Picture"/>
                     <pic:cNvPicPr>
                       <a:picLocks noChangeArrowheads="1" noChangeAspect="1"/>
                     </pic:cNvPicPr>
                   </pic:nvPicPr>
                   <pic:blipFill>
-                    <a:blip r:embed="rId34"/>
+                    <a:blip r:embed="rId27"/>
                     <a:stretch>
                       <a:fillRect/>
                     </a:stretch>
@@ -1360,7 +1339,7 @@
         <w:pStyle w:val="ImageCaption"/>
       </w:pPr>
       <w:r>
-        <w:t xml:space="preserve">Preferences &gt; Sources &gt; Providers.</w:t>
+        <w:t xml:space="preserve">Settings &gt; Sources &gt; Providers.</w:t>
       </w:r>
     </w:p>
     <w:p>
@@ -1369,7 +1348,6 @@
       </w:pPr>
       <w:r>
         <w:rPr>
-          <w:bCs/>
           <w:b/>
         </w:rPr>
         <w:t xml:space="preserve">Tip:</w:t>
@@ -1381,15 +1359,15 @@
         <w:t xml:space="preserve">Hover over any option in the Media Intake tab for a plain-language explanation of what it does.</w:t>
       </w:r>
     </w:p>
-    <w:bookmarkEnd w:id="37"/>
-    <w:bookmarkStart w:id="44" w:name="X9edfc47553744f469dc10c6f4dcb9031d654bf0"/>
     <w:p>
       <w:pPr>
         <w:pStyle w:val="Heading1"/>
       </w:pPr>
+      <w:bookmarkStart w:id="28" w:name="X9edfc47553744f469dc10c6f4dcb9031d654bf0"/>
       <w:r>
         <w:t xml:space="preserve">Your first file, the quick way (single file)</w:t>
       </w:r>
+      <w:bookmarkEnd w:id="28"/>
     </w:p>
     <w:p>
       <w:pPr>
@@ -1415,7 +1393,6 @@
       </w:r>
       <w:r>
         <w:rPr>
-          <w:bCs/>
           <w:b/>
         </w:rPr>
         <w:t xml:space="preserve">Tag One File</w:t>
@@ -1428,7 +1405,6 @@
       </w:r>
       <w:r>
         <w:rPr>
-          <w:bCs/>
           <w:b/>
         </w:rPr>
         <w:t xml:space="preserve">File → Open…</w:t>
@@ -1456,7 +1432,6 @@
       </w:r>
       <w:r>
         <w:rPr>
-          <w:bCs/>
           <w:b/>
         </w:rPr>
         <w:t xml:space="preserve">Search Metadata</w:t>
@@ -1472,7 +1447,6 @@
       </w:r>
       <w:r>
         <w:rPr>
-          <w:bCs/>
           <w:b/>
         </w:rPr>
         <w:t xml:space="preserve">Do not skip this step</w:t>
@@ -1513,7 +1487,6 @@
       </w:r>
       <w:r>
         <w:rPr>
-          <w:bCs/>
           <w:b/>
         </w:rPr>
         <w:t xml:space="preserve">Save</w:t>
@@ -1526,7 +1499,6 @@
       </w:r>
       <w:r>
         <w:rPr>
-          <w:bCs/>
           <w:b/>
         </w:rPr>
         <w:t xml:space="preserve">Save &amp; Close</w:t>
@@ -1548,18 +1520,18 @@
           <wp:inline>
             <wp:extent cx="6121400" cy="5647720"/>
             <wp:effectExtent b="0" l="0" r="0" t="0"/>
-            <wp:docPr descr="The Welcome window. Choose Tag One File to tag a single file." title="" id="39" name="Picture"/>
+            <wp:docPr descr="The Welcome window. Choose Tag One File to tag a single file." title="" id="1" name="Picture"/>
             <a:graphic>
               <a:graphicData uri="http://schemas.openxmlformats.org/drawingml/2006/picture">
                 <pic:pic>
                   <pic:nvPicPr>
-                    <pic:cNvPr descr="_scaled/screens/welcome-window.png" id="40" name="Picture"/>
+                    <pic:cNvPr descr="_scaled/screens/welcome-window.png" id="0" name="Picture"/>
                     <pic:cNvPicPr>
                       <a:picLocks noChangeArrowheads="1" noChangeAspect="1"/>
                     </pic:cNvPicPr>
                   </pic:nvPicPr>
                   <pic:blipFill>
-                    <a:blip r:embed="rId38"/>
+                    <a:blip r:embed="rId29"/>
                     <a:stretch>
                       <a:fillRect/>
                     </a:stretch>
@@ -1605,18 +1577,18 @@
           <wp:inline>
             <wp:extent cx="6121400" cy="5174949"/>
             <wp:effectExtent b="0" l="0" r="0" t="0"/>
-            <wp:docPr descr="The Editor. Search Metadata is in the toolbar." title="" id="42" name="Picture"/>
+            <wp:docPr descr="The Editor. Search Metadata is in the toolbar." title="" id="1" name="Picture"/>
             <a:graphic>
               <a:graphicData uri="http://schemas.openxmlformats.org/drawingml/2006/picture">
                 <pic:pic>
                   <pic:nvPicPr>
-                    <pic:cNvPr descr="_scaled/screens/editor-window.png" id="43" name="Picture"/>
+                    <pic:cNvPr descr="_scaled/screens/editor-window.png" id="0" name="Picture"/>
                     <pic:cNvPicPr>
                       <a:picLocks noChangeArrowheads="1" noChangeAspect="1"/>
                     </pic:cNvPicPr>
                   </pic:nvPicPr>
                   <pic:blipFill>
-                    <a:blip r:embed="rId41"/>
+                    <a:blip r:embed="rId30"/>
                     <a:stretch>
                       <a:fillRect/>
                     </a:stretch>
@@ -1657,7 +1629,6 @@
       </w:pPr>
       <w:r>
         <w:rPr>
-          <w:bCs/>
           <w:b/>
         </w:rPr>
         <w:t xml:space="preserve">Good to know:</w:t>
@@ -1669,15 +1640,15 @@
         <w:t xml:space="preserve">the file is changed in place and then moved into your Ready for Media Library folder. M3 does not keep the original and nothing goes to the Trash. If you may want the old version back, copy the file first.</w:t>
       </w:r>
     </w:p>
-    <w:bookmarkEnd w:id="44"/>
-    <w:bookmarkStart w:id="51" w:name="your-first-batch-the-intake-way"/>
     <w:p>
       <w:pPr>
         <w:pStyle w:val="Heading1"/>
       </w:pPr>
+      <w:bookmarkStart w:id="31" w:name="your-first-batch-the-intake-way"/>
       <w:r>
         <w:t xml:space="preserve">Your first batch, the Intake way</w:t>
       </w:r>
+      <w:bookmarkEnd w:id="31"/>
     </w:p>
     <w:p>
       <w:pPr>
@@ -1703,7 +1674,6 @@
       </w:r>
       <w:r>
         <w:rPr>
-          <w:bCs/>
           <w:b/>
         </w:rPr>
         <w:t xml:space="preserve">Scan Now</w:t>
@@ -1712,7 +1682,7 @@
         <w:t xml:space="preserve"> </w:t>
       </w:r>
       <w:r>
-        <w:t xml:space="preserve">in Preferences → Sources → Media Intake.)</w:t>
+        <w:t xml:space="preserve">in Settings → Sources → Media Intake.)</w:t>
       </w:r>
     </w:p>
     <w:p>
@@ -1731,7 +1701,6 @@
       </w:r>
       <w:r>
         <w:rPr>
-          <w:bCs/>
           <w:b/>
         </w:rPr>
         <w:t xml:space="preserve">Window → Show Movies Queue</w:t>
@@ -1744,7 +1713,6 @@
       </w:r>
       <w:r>
         <w:rPr>
-          <w:bCs/>
           <w:b/>
         </w:rPr>
         <w:t xml:space="preserve">TV Shows Queue</w:t>
@@ -1766,7 +1734,6 @@
       </w:pPr>
       <w:r>
         <w:rPr>
-          <w:bCs/>
           <w:b/>
         </w:rPr>
         <w:t xml:space="preserve">Double-click the row.</w:t>
@@ -1782,7 +1749,6 @@
       </w:r>
       <w:r>
         <w:rPr>
-          <w:iCs/>
           <w:i/>
         </w:rPr>
         <w:t xml:space="preserve">Naming Review</w:t>
@@ -1810,7 +1776,6 @@
       </w:r>
       <w:r>
         <w:rPr>
-          <w:bCs/>
           <w:b/>
         </w:rPr>
         <w:t xml:space="preserve">Approve</w:t>
@@ -1841,7 +1806,6 @@
       </w:pPr>
       <w:r>
         <w:rPr>
-          <w:bCs/>
           <w:b/>
         </w:rPr>
         <w:t xml:space="preserve">One file:</w:t>
@@ -1857,7 +1821,6 @@
       </w:r>
       <w:r>
         <w:rPr>
-          <w:iCs/>
           <w:i/>
         </w:rPr>
         <w:t xml:space="preserve">Metadata Review</w:t>
@@ -1879,7 +1842,6 @@
       </w:pPr>
       <w:r>
         <w:rPr>
-          <w:bCs/>
           <w:b/>
         </w:rPr>
         <w:t xml:space="preserve">Several parts of one movie:</w:t>
@@ -1895,7 +1857,6 @@
       </w:r>
       <w:r>
         <w:rPr>
-          <w:iCs/>
           <w:i/>
         </w:rPr>
         <w:t xml:space="preserve">Merge Review</w:t>
@@ -1923,7 +1884,6 @@
       </w:r>
       <w:r>
         <w:rPr>
-          <w:bCs/>
           <w:b/>
         </w:rPr>
         <w:t xml:space="preserve">Start</w:t>
@@ -1939,7 +1899,6 @@
       </w:r>
       <w:r>
         <w:rPr>
-          <w:bCs/>
           <w:b/>
         </w:rPr>
         <w:t xml:space="preserve">Ready for Media Library</w:t>
@@ -1971,18 +1930,18 @@
           <wp:inline>
             <wp:extent cx="6121400" cy="3917696"/>
             <wp:effectExtent b="0" l="0" r="0" t="0"/>
-            <wp:docPr descr="The Naming Review sheet." title="" id="46" name="Picture"/>
+            <wp:docPr descr="The Naming Review sheet." title="" id="1" name="Picture"/>
             <a:graphic>
               <a:graphicData uri="http://schemas.openxmlformats.org/drawingml/2006/picture">
                 <pic:pic>
                   <pic:nvPicPr>
-                    <pic:cNvPr descr="_scaled/screens/naming-review-sheet.png" id="47" name="Picture"/>
+                    <pic:cNvPr descr="_scaled/screens/naming-review-sheet.png" id="0" name="Picture"/>
                     <pic:cNvPicPr>
                       <a:picLocks noChangeArrowheads="1" noChangeAspect="1"/>
                     </pic:cNvPicPr>
                   </pic:nvPicPr>
                   <pic:blipFill>
-                    <a:blip r:embed="rId45"/>
+                    <a:blip r:embed="rId32"/>
                     <a:stretch>
                       <a:fillRect/>
                     </a:stretch>
@@ -2028,18 +1987,18 @@
           <wp:inline>
             <wp:extent cx="6121400" cy="3917696"/>
             <wp:effectExtent b="0" l="0" r="0" t="0"/>
-            <wp:docPr descr="The Merge Review sheet: drag the parts into play order." title="" id="49" name="Picture"/>
+            <wp:docPr descr="The Merge Review sheet: drag the parts into play order." title="" id="1" name="Picture"/>
             <a:graphic>
               <a:graphicData uri="http://schemas.openxmlformats.org/drawingml/2006/picture">
                 <pic:pic>
                   <pic:nvPicPr>
-                    <pic:cNvPr descr="_scaled/screens/merge-review-sheet.png" id="50" name="Picture"/>
+                    <pic:cNvPr descr="_scaled/screens/merge-review-sheet.png" id="0" name="Picture"/>
                     <pic:cNvPicPr>
                       <a:picLocks noChangeArrowheads="1" noChangeAspect="1"/>
                     </pic:cNvPicPr>
                   </pic:nvPicPr>
                   <pic:blipFill>
-                    <a:blip r:embed="rId48"/>
+                    <a:blip r:embed="rId33"/>
                     <a:stretch>
                       <a:fillRect/>
                     </a:stretch>
@@ -2074,15 +2033,15 @@
         <w:t xml:space="preserve">The Merge Review sheet: drag the parts into play order.</w:t>
       </w:r>
     </w:p>
-    <w:bookmarkEnd w:id="51"/>
-    <w:bookmarkStart w:id="52" w:name="turn-on-the-time-savers-optional"/>
     <w:p>
       <w:pPr>
         <w:pStyle w:val="Heading1"/>
       </w:pPr>
+      <w:bookmarkStart w:id="34" w:name="turn-on-the-time-savers-optional"/>
       <w:r>
         <w:t xml:space="preserve">Turn on the time-savers (optional)</w:t>
       </w:r>
+      <w:bookmarkEnd w:id="34"/>
     </w:p>
     <w:p>
       <w:pPr>
@@ -2096,7 +2055,6 @@
       </w:r>
       <w:r>
         <w:rPr>
-          <w:bCs/>
           <w:b/>
         </w:rPr>
         <w:t xml:space="preserve">Sources → Media Intake</w:t>
@@ -2451,15 +2409,15 @@
         </w:tc>
       </w:tr>
     </w:tbl>
-    <w:bookmarkEnd w:id="52"/>
-    <w:bookmarkStart w:id="53" w:name="if-something-looks-wrong"/>
     <w:p>
       <w:pPr>
         <w:pStyle w:val="Heading1"/>
       </w:pPr>
+      <w:bookmarkStart w:id="35" w:name="if-something-looks-wrong"/>
       <w:r>
         <w:t xml:space="preserve">If something looks wrong</w:t>
       </w:r>
+      <w:bookmarkEnd w:id="35"/>
     </w:p>
     <w:tbl>
       <w:tblPr>
@@ -2596,7 +2554,6 @@
             </w:r>
             <w:r>
               <w:rPr>
-                <w:bCs/>
                 <w:b/>
                 <w:sz w:val="17"/>
               </w:rPr>
@@ -2695,7 +2652,6 @@
             </w:r>
             <w:r>
               <w:rPr>
-                <w:bCs/>
                 <w:b/>
                 <w:sz w:val="17"/>
               </w:rPr>
@@ -2839,7 +2795,6 @@
             </w:r>
             <w:r>
               <w:rPr>
-                <w:bCs/>
                 <w:b/>
                 <w:sz w:val="17"/>
               </w:rPr>
@@ -2933,15 +2888,15 @@
         </w:tc>
       </w:tr>
     </w:tbl>
-    <w:bookmarkEnd w:id="53"/>
-    <w:bookmarkStart w:id="54" w:name="where-to-go-next"/>
     <w:p>
       <w:pPr>
         <w:pStyle w:val="Heading1"/>
       </w:pPr>
+      <w:bookmarkStart w:id="36" w:name="where-to-go-next"/>
       <w:r>
         <w:t xml:space="preserve">Where to go next</w:t>
       </w:r>
+      <w:bookmarkEnd w:id="36"/>
     </w:p>
     <w:p>
       <w:pPr>
@@ -2953,7 +2908,6 @@
       </w:pPr>
       <w:r>
         <w:rPr>
-          <w:bCs/>
           <w:b/>
         </w:rPr>
         <w:t xml:space="preserve">User Guide</w:t>
@@ -2975,7 +2929,6 @@
       </w:pPr>
       <w:r>
         <w:rPr>
-          <w:bCs/>
           <w:b/>
         </w:rPr>
         <w:t xml:space="preserve">Window → Show Message Log</w:t>
@@ -3005,13 +2958,11 @@
       </w:pPr>
       <w:r>
         <w:rPr>
-          <w:iCs/>
           <w:i/>
         </w:rPr>
         <w:t xml:space="preserve">Media Metadata Manager is based on Subler by Damiano Galassi and contributors and on MP42Foundation. See CREDITS.md for full attribution.</w:t>
       </w:r>
     </w:p>
-    <w:bookmarkEnd w:id="54"/>
     <w:sectPr>
       <w:headerReference r:id="rId9" w:type="default"/>
       <w:footerReference r:id="rId11" w:type="default"/>
@@ -3118,14 +3069,17 @@
 <file path=word/numbering.xml><?xml version="1.0" encoding="utf-8"?>
 <w:numbering xmlns:w="http://schemas.openxmlformats.org/wordprocessingml/2006/main">
   <w:abstractNum w:abstractNumId="990">
-    <w:nsid w:val="A990"/>
+    <w:nsid w:val="2c1ae401"/>
     <w:multiLevelType w:val="multilevel"/>
     <w:lvl w:ilvl="0">
       <w:numFmt w:val="bullet"/>
       <w:lvlText w:val=" "/>
       <w:lvlJc w:val="left"/>
       <w:pPr>
-        <w:ind w:left="720" w:hanging="480"/>
+        <w:tabs>
+          <w:tab w:val="num" w:pos="0"/>
+        </w:tabs>
+        <w:ind w:left="480" w:hanging="480"/>
       </w:pPr>
     </w:lvl>
     <w:lvl w:ilvl="1">
@@ -3133,7 +3087,10 @@
       <w:lvlText w:val=" "/>
       <w:lvlJc w:val="left"/>
       <w:pPr>
-        <w:ind w:left="1440" w:hanging="480"/>
+        <w:tabs>
+          <w:tab w:val="num" w:pos="720"/>
+        </w:tabs>
+        <w:ind w:left="1200" w:hanging="480"/>
       </w:pPr>
     </w:lvl>
     <w:lvl w:ilvl="2">
@@ -3141,7 +3098,10 @@
       <w:lvlText w:val=" "/>
       <w:lvlJc w:val="left"/>
       <w:pPr>
-        <w:ind w:left="2160" w:hanging="480"/>
+        <w:tabs>
+          <w:tab w:val="num" w:pos="1440"/>
+        </w:tabs>
+        <w:ind w:left="1920" w:hanging="480"/>
       </w:pPr>
     </w:lvl>
     <w:lvl w:ilvl="3">
@@ -3149,7 +3109,10 @@
       <w:lvlText w:val=" "/>
       <w:lvlJc w:val="left"/>
       <w:pPr>
-        <w:ind w:left="2880" w:hanging="480"/>
+        <w:tabs>
+          <w:tab w:val="num" w:pos="2160"/>
+        </w:tabs>
+        <w:ind w:left="2640" w:hanging="480"/>
       </w:pPr>
     </w:lvl>
     <w:lvl w:ilvl="4">
@@ -3157,7 +3120,10 @@
       <w:lvlText w:val=" "/>
       <w:lvlJc w:val="left"/>
       <w:pPr>
-        <w:ind w:left="3600" w:hanging="480"/>
+        <w:tabs>
+          <w:tab w:val="num" w:pos="2880"/>
+        </w:tabs>
+        <w:ind w:left="3360" w:hanging="480"/>
       </w:pPr>
     </w:lvl>
     <w:lvl w:ilvl="5">
@@ -3165,7 +3131,10 @@
       <w:lvlText w:val=" "/>
       <w:lvlJc w:val="left"/>
       <w:pPr>
-        <w:ind w:left="4320" w:hanging="480"/>
+        <w:tabs>
+          <w:tab w:val="num" w:pos="3600"/>
+        </w:tabs>
+        <w:ind w:left="4080" w:hanging="480"/>
       </w:pPr>
     </w:lvl>
     <w:lvl w:ilvl="6">
@@ -3173,7 +3142,10 @@
       <w:lvlText w:val=" "/>
       <w:lvlJc w:val="left"/>
       <w:pPr>
-        <w:ind w:left="5040" w:hanging="480"/>
+        <w:tabs>
+          <w:tab w:val="num" w:pos="4320"/>
+        </w:tabs>
+        <w:ind w:left="4800" w:hanging="480"/>
       </w:pPr>
     </w:lvl>
     <w:lvl w:ilvl="7">
@@ -3181,7 +3153,10 @@
       <w:lvlText w:val=" "/>
       <w:lvlJc w:val="left"/>
       <w:pPr>
-        <w:ind w:left="5760" w:hanging="480"/>
+        <w:tabs>
+          <w:tab w:val="num" w:pos="5040"/>
+        </w:tabs>
+        <w:ind w:left="5520" w:hanging="480"/>
       </w:pPr>
     </w:lvl>
     <w:lvl w:ilvl="8">
@@ -3189,19 +3164,25 @@
       <w:lvlText w:val=" "/>
       <w:lvlJc w:val="left"/>
       <w:pPr>
-        <w:ind w:left="6480" w:hanging="480"/>
+        <w:tabs>
+          <w:tab w:val="num" w:pos="5760"/>
+        </w:tabs>
+        <w:ind w:left="6240" w:hanging="480"/>
       </w:pPr>
     </w:lvl>
   </w:abstractNum>
   <w:abstractNum w:abstractNumId="991">
-    <w:nsid w:val="A991"/>
+    <w:nsid w:val="ea454b4c"/>
     <w:multiLevelType w:val="multilevel"/>
     <w:lvl w:ilvl="0">
       <w:numFmt w:val="bullet"/>
       <w:lvlText w:val="•"/>
       <w:lvlJc w:val="left"/>
       <w:pPr>
-        <w:ind w:left="720" w:hanging="480"/>
+        <w:tabs>
+          <w:tab w:val="num" w:pos="0"/>
+        </w:tabs>
+        <w:ind w:left="480" w:hanging="480"/>
       </w:pPr>
     </w:lvl>
     <w:lvl w:ilvl="1">
@@ -3209,7 +3190,10 @@
       <w:lvlText w:val="–"/>
       <w:lvlJc w:val="left"/>
       <w:pPr>
-        <w:ind w:left="1440" w:hanging="480"/>
+        <w:tabs>
+          <w:tab w:val="num" w:pos="720"/>
+        </w:tabs>
+        <w:ind w:left="1200" w:hanging="480"/>
       </w:pPr>
     </w:lvl>
     <w:lvl w:ilvl="2">
@@ -3217,7 +3201,10 @@
       <w:lvlText w:val="•"/>
       <w:lvlJc w:val="left"/>
       <w:pPr>
-        <w:ind w:left="2160" w:hanging="480"/>
+        <w:tabs>
+          <w:tab w:val="num" w:pos="1440"/>
+        </w:tabs>
+        <w:ind w:left="1920" w:hanging="480"/>
       </w:pPr>
     </w:lvl>
     <w:lvl w:ilvl="3">
@@ -3225,7 +3212,10 @@
       <w:lvlText w:val="–"/>
       <w:lvlJc w:val="left"/>
       <w:pPr>
-        <w:ind w:left="2880" w:hanging="480"/>
+        <w:tabs>
+          <w:tab w:val="num" w:pos="2160"/>
+        </w:tabs>
+        <w:ind w:left="2640" w:hanging="480"/>
       </w:pPr>
     </w:lvl>
     <w:lvl w:ilvl="4">
@@ -3233,7 +3223,10 @@
       <w:lvlText w:val="•"/>
       <w:lvlJc w:val="left"/>
       <w:pPr>
-        <w:ind w:left="3600" w:hanging="480"/>
+        <w:tabs>
+          <w:tab w:val="num" w:pos="2880"/>
+        </w:tabs>
+        <w:ind w:left="3360" w:hanging="480"/>
       </w:pPr>
     </w:lvl>
     <w:lvl w:ilvl="5">
@@ -3241,7 +3234,10 @@
       <w:lvlText w:val="–"/>
       <w:lvlJc w:val="left"/>
       <w:pPr>
-        <w:ind w:left="4320" w:hanging="480"/>
+        <w:tabs>
+          <w:tab w:val="num" w:pos="3600"/>
+        </w:tabs>
+        <w:ind w:left="4080" w:hanging="480"/>
       </w:pPr>
     </w:lvl>
     <w:lvl w:ilvl="6">
@@ -3249,7 +3245,10 @@
       <w:lvlText w:val="•"/>
       <w:lvlJc w:val="left"/>
       <w:pPr>
-        <w:ind w:left="5040" w:hanging="480"/>
+        <w:tabs>
+          <w:tab w:val="num" w:pos="4320"/>
+        </w:tabs>
+        <w:ind w:left="4800" w:hanging="480"/>
       </w:pPr>
     </w:lvl>
     <w:lvl w:ilvl="7">
@@ -3257,7 +3256,10 @@
       <w:lvlText w:val="–"/>
       <w:lvlJc w:val="left"/>
       <w:pPr>
-        <w:ind w:left="5760" w:hanging="480"/>
+        <w:tabs>
+          <w:tab w:val="num" w:pos="5040"/>
+        </w:tabs>
+        <w:ind w:left="5520" w:hanging="480"/>
       </w:pPr>
     </w:lvl>
     <w:lvl w:ilvl="8">
@@ -3265,12 +3267,15 @@
       <w:lvlText w:val="•"/>
       <w:lvlJc w:val="left"/>
       <w:pPr>
-        <w:ind w:left="6480" w:hanging="480"/>
+        <w:tabs>
+          <w:tab w:val="num" w:pos="5760"/>
+        </w:tabs>
+        <w:ind w:left="6240" w:hanging="480"/>
       </w:pPr>
     </w:lvl>
   </w:abstractNum>
   <w:abstractNum w:abstractNumId="99411">
-    <w:nsid w:val="A99411"/>
+    <w:nsid w:val="71315dca"/>
     <w:multiLevelType w:val="multilevel"/>
     <w:lvl w:ilvl="0">
       <w:start w:val="1"/>
@@ -3278,7 +3283,10 @@
       <w:lvlText w:val="%1."/>
       <w:lvlJc w:val="left"/>
       <w:pPr>
-        <w:ind w:left="720" w:hanging="480"/>
+        <w:tabs>
+          <w:tab w:val="num" w:pos="0"/>
+        </w:tabs>
+        <w:ind w:left="480" w:hanging="480"/>
       </w:pPr>
     </w:lvl>
     <w:lvl w:ilvl="1">
@@ -3287,7 +3295,10 @@
       <w:lvlText w:val="%2."/>
       <w:lvlJc w:val="left"/>
       <w:pPr>
-        <w:ind w:left="1440" w:hanging="480"/>
+        <w:tabs>
+          <w:tab w:val="num" w:pos="720"/>
+        </w:tabs>
+        <w:ind w:left="1200" w:hanging="480"/>
       </w:pPr>
     </w:lvl>
     <w:lvl w:ilvl="2">
@@ -3296,7 +3307,10 @@
       <w:lvlText w:val="%3."/>
       <w:lvlJc w:val="left"/>
       <w:pPr>
-        <w:ind w:left="2160" w:hanging="480"/>
+        <w:tabs>
+          <w:tab w:val="num" w:pos="1440"/>
+        </w:tabs>
+        <w:ind w:left="1920" w:hanging="480"/>
       </w:pPr>
     </w:lvl>
     <w:lvl w:ilvl="3">
@@ -3305,7 +3319,10 @@
       <w:lvlText w:val="%4."/>
       <w:lvlJc w:val="left"/>
       <w:pPr>
-        <w:ind w:left="2880" w:hanging="480"/>
+        <w:tabs>
+          <w:tab w:val="num" w:pos="2160"/>
+        </w:tabs>
+        <w:ind w:left="2640" w:hanging="480"/>
       </w:pPr>
     </w:lvl>
     <w:lvl w:ilvl="4">
@@ -3314,7 +3331,10 @@
       <w:lvlText w:val="%5."/>
       <w:lvlJc w:val="left"/>
       <w:pPr>
-        <w:ind w:left="3600" w:hanging="480"/>
+        <w:tabs>
+          <w:tab w:val="num" w:pos="2880"/>
+        </w:tabs>
+        <w:ind w:left="3360" w:hanging="480"/>
       </w:pPr>
     </w:lvl>
     <w:lvl w:ilvl="5">
@@ -3323,7 +3343,10 @@
       <w:lvlText w:val="%6."/>
       <w:lvlJc w:val="left"/>
       <w:pPr>
-        <w:ind w:left="4320" w:hanging="480"/>
+        <w:tabs>
+          <w:tab w:val="num" w:pos="3600"/>
+        </w:tabs>
+        <w:ind w:left="4080" w:hanging="480"/>
       </w:pPr>
     </w:lvl>
     <w:lvl w:ilvl="6">
@@ -3332,7 +3355,10 @@
       <w:lvlText w:val="%7."/>
       <w:lvlJc w:val="left"/>
       <w:pPr>
-        <w:ind w:left="5040" w:hanging="480"/>
+        <w:tabs>
+          <w:tab w:val="num" w:pos="4320"/>
+        </w:tabs>
+        <w:ind w:left="4800" w:hanging="480"/>
       </w:pPr>
     </w:lvl>
     <w:lvl w:ilvl="7">
@@ -3341,7 +3367,10 @@
       <w:lvlText w:val="%8."/>
       <w:lvlJc w:val="left"/>
       <w:pPr>
-        <w:ind w:left="5760" w:hanging="480"/>
+        <w:tabs>
+          <w:tab w:val="num" w:pos="5040"/>
+        </w:tabs>
+        <w:ind w:left="5520" w:hanging="480"/>
       </w:pPr>
     </w:lvl>
     <w:lvl w:ilvl="8">
@@ -3350,7 +3379,10 @@
       <w:lvlText w:val="%9."/>
       <w:lvlJc w:val="left"/>
       <w:pPr>
-        <w:ind w:left="6480" w:hanging="480"/>
+        <w:tabs>
+          <w:tab w:val="num" w:pos="5760"/>
+        </w:tabs>
+        <w:ind w:left="6240" w:hanging="480"/>
       </w:pPr>
     </w:lvl>
   </w:abstractNum>
